--- a/Materials/224401 КТ2 Бубен/ПГиЗ КР Бубен.docx
+++ b/Materials/224401 КТ2 Бубен/ПГиЗ КР Бубен.docx
@@ -72,34 +72,50 @@
           <w:rFonts w:cs="Times New Roman"/>
           <w:szCs w:val="28"/>
         </w:rPr>
-        <w:t>компьютерного проектирования</w:t>
-      </w:r>
-    </w:p>
-    <w:p>
-      <w:pPr>
-        <w:jc w:val="center"/>
-      </w:pPr>
-    </w:p>
-    <w:p>
-      <w:pPr>
-        <w:rPr>
-          <w:rFonts w:cs="Times New Roman"/>
-          <w:szCs w:val="28"/>
-        </w:rPr>
-      </w:pPr>
-      <w:r>
-        <w:rPr>
-          <w:rFonts w:cs="Times New Roman"/>
-          <w:szCs w:val="28"/>
-        </w:rPr>
-        <w:t xml:space="preserve">Кафедра </w:t>
-      </w:r>
-      <w:r>
-        <w:rPr>
-          <w:rFonts w:cs="Times New Roman"/>
-          <w:szCs w:val="28"/>
-        </w:rPr>
-        <w:t>проектирования информационно-компьютерных систем</w:t>
+        <w:t>радиотехники и электроники</w:t>
+      </w:r>
+    </w:p>
+    <w:p>
+      <w:pPr>
+        <w:jc w:val="center"/>
+      </w:pPr>
+    </w:p>
+    <w:p>
+      <w:pPr>
+        <w:rPr>
+          <w:rFonts w:cs="Times New Roman"/>
+          <w:szCs w:val="28"/>
+        </w:rPr>
+      </w:pPr>
+      <w:r>
+        <w:rPr>
+          <w:rFonts w:cs="Times New Roman"/>
+          <w:szCs w:val="28"/>
+        </w:rPr>
+        <w:t>Кафедра</w:t>
+      </w:r>
+      <w:r>
+        <w:rPr>
+          <w:rFonts w:cs="Times New Roman"/>
+          <w:szCs w:val="28"/>
+        </w:rPr>
+        <w:t xml:space="preserve"> информационных </w:t>
+      </w:r>
+      <w:proofErr w:type="spellStart"/>
+      <w:r>
+        <w:rPr>
+          <w:rFonts w:cs="Times New Roman"/>
+          <w:szCs w:val="28"/>
+        </w:rPr>
+        <w:t>радиотехнологий</w:t>
+      </w:r>
+      <w:proofErr w:type="spellEnd"/>
+      <w:r>
+        <w:rPr>
+          <w:rFonts w:cs="Times New Roman"/>
+          <w:szCs w:val="28"/>
+        </w:rPr>
+        <w:t xml:space="preserve"> </w:t>
       </w:r>
     </w:p>
     <w:p>
@@ -821,9 +837,10 @@
             </w:tabs>
             <w:spacing w:after="0"/>
             <w:rPr>
-              <w:rFonts w:cs="Times New Roman"/>
+              <w:rFonts w:asciiTheme="minorHAnsi" w:eastAsiaTheme="minorEastAsia" w:hAnsiTheme="minorHAnsi"/>
               <w:noProof/>
-              <w:szCs w:val="28"/>
+              <w:sz w:val="22"/>
+              <w:lang w:val="en-US"/>
             </w:rPr>
           </w:pPr>
           <w:r>
@@ -847,75 +864,59 @@
             </w:rPr>
             <w:fldChar w:fldCharType="separate"/>
           </w:r>
-          <w:hyperlink w:anchor="_Toc210929916" w:history="1">
+          <w:hyperlink w:anchor="_Toc212411130" w:history="1">
             <w:r>
               <w:rPr>
                 <w:rStyle w:val="Hyperlink"/>
-                <w:rFonts w:cs="Times New Roman"/>
-                <w:noProof/>
-                <w:szCs w:val="28"/>
+                <w:noProof/>
               </w:rPr>
               <w:t>Введение</w:t>
             </w:r>
             <w:r>
               <w:rPr>
-                <w:rFonts w:cs="Times New Roman"/>
                 <w:noProof/>
                 <w:webHidden/>
-                <w:szCs w:val="28"/>
               </w:rPr>
               <w:tab/>
             </w:r>
             <w:r>
               <w:rPr>
-                <w:rFonts w:cs="Times New Roman"/>
                 <w:noProof/>
                 <w:webHidden/>
-                <w:szCs w:val="28"/>
               </w:rPr>
               <w:fldChar w:fldCharType="begin"/>
             </w:r>
             <w:r>
               <w:rPr>
-                <w:rFonts w:cs="Times New Roman"/>
                 <w:noProof/>
                 <w:webHidden/>
-                <w:szCs w:val="28"/>
-              </w:rPr>
-              <w:instrText xml:space="preserve"> PAGEREF _Toc210929916 \h </w:instrText>
-            </w:r>
-            <w:r>
-              <w:rPr>
-                <w:rFonts w:cs="Times New Roman"/>
+              </w:rPr>
+              <w:instrText xml:space="preserve"> PAGEREF _Toc212411130 \h </w:instrText>
+            </w:r>
+            <w:r>
+              <w:rPr>
                 <w:noProof/>
                 <w:webHidden/>
-                <w:szCs w:val="28"/>
-              </w:rPr>
-            </w:r>
-            <w:r>
-              <w:rPr>
-                <w:rFonts w:cs="Times New Roman"/>
+              </w:rPr>
+            </w:r>
+            <w:r>
+              <w:rPr>
                 <w:noProof/>
                 <w:webHidden/>
-                <w:szCs w:val="28"/>
               </w:rPr>
               <w:fldChar w:fldCharType="separate"/>
             </w:r>
             <w:r>
               <w:rPr>
-                <w:rFonts w:cs="Times New Roman"/>
                 <w:noProof/>
                 <w:webHidden/>
-                <w:szCs w:val="28"/>
               </w:rPr>
               <w:t>6</w:t>
             </w:r>
             <w:r>
               <w:rPr>
-                <w:rFonts w:cs="Times New Roman"/>
                 <w:noProof/>
                 <w:webHidden/>
-                <w:szCs w:val="28"/>
               </w:rPr>
               <w:fldChar w:fldCharType="end"/>
             </w:r>
@@ -929,80 +930,65 @@
             </w:tabs>
             <w:spacing w:after="0"/>
             <w:rPr>
-              <w:rFonts w:cs="Times New Roman"/>
+              <w:rFonts w:asciiTheme="minorHAnsi" w:eastAsiaTheme="minorEastAsia" w:hAnsiTheme="minorHAnsi"/>
               <w:noProof/>
-              <w:szCs w:val="28"/>
+              <w:sz w:val="22"/>
+              <w:lang w:val="en-US"/>
             </w:rPr>
           </w:pPr>
-          <w:hyperlink w:anchor="_Toc210929917" w:history="1">
+          <w:hyperlink w:anchor="_Toc212411131" w:history="1">
             <w:r>
               <w:rPr>
                 <w:rStyle w:val="Hyperlink"/>
-                <w:rFonts w:cs="Times New Roman"/>
-                <w:noProof/>
-                <w:szCs w:val="28"/>
+                <w:noProof/>
               </w:rPr>
               <w:t>1 Разработка технической концепции приложения</w:t>
             </w:r>
             <w:r>
               <w:rPr>
-                <w:rFonts w:cs="Times New Roman"/>
                 <w:noProof/>
                 <w:webHidden/>
-                <w:szCs w:val="28"/>
               </w:rPr>
               <w:tab/>
             </w:r>
             <w:r>
               <w:rPr>
-                <w:rFonts w:cs="Times New Roman"/>
                 <w:noProof/>
                 <w:webHidden/>
-                <w:szCs w:val="28"/>
               </w:rPr>
               <w:fldChar w:fldCharType="begin"/>
             </w:r>
             <w:r>
               <w:rPr>
-                <w:rFonts w:cs="Times New Roman"/>
                 <w:noProof/>
                 <w:webHidden/>
-                <w:szCs w:val="28"/>
-              </w:rPr>
-              <w:instrText xml:space="preserve"> PAGEREF _Toc210929917 \h </w:instrText>
-            </w:r>
-            <w:r>
-              <w:rPr>
-                <w:rFonts w:cs="Times New Roman"/>
+              </w:rPr>
+              <w:instrText xml:space="preserve"> PAGEREF _Toc212411131 \h </w:instrText>
+            </w:r>
+            <w:r>
+              <w:rPr>
                 <w:noProof/>
                 <w:webHidden/>
-                <w:szCs w:val="28"/>
-              </w:rPr>
-            </w:r>
-            <w:r>
-              <w:rPr>
-                <w:rFonts w:cs="Times New Roman"/>
+              </w:rPr>
+            </w:r>
+            <w:r>
+              <w:rPr>
                 <w:noProof/>
                 <w:webHidden/>
-                <w:szCs w:val="28"/>
               </w:rPr>
               <w:fldChar w:fldCharType="separate"/>
             </w:r>
             <w:r>
               <w:rPr>
-                <w:rFonts w:cs="Times New Roman"/>
                 <w:noProof/>
                 <w:webHidden/>
-                <w:szCs w:val="28"/>
               </w:rPr>
               <w:t>7</w:t>
             </w:r>
             <w:r>
               <w:rPr>
-                <w:rFonts w:cs="Times New Roman"/>
                 <w:noProof/>
                 <w:webHidden/>
-                <w:szCs w:val="28"/>
               </w:rPr>
               <w:fldChar w:fldCharType="end"/>
             </w:r>
@@ -1016,80 +1002,65 @@
             </w:tabs>
             <w:spacing w:after="0"/>
             <w:rPr>
-              <w:rFonts w:cs="Times New Roman"/>
+              <w:rFonts w:asciiTheme="minorHAnsi" w:eastAsiaTheme="minorEastAsia" w:hAnsiTheme="minorHAnsi"/>
               <w:noProof/>
-              <w:szCs w:val="28"/>
+              <w:sz w:val="22"/>
+              <w:lang w:val="en-US"/>
             </w:rPr>
           </w:pPr>
-          <w:hyperlink w:anchor="_Toc210929918" w:history="1">
+          <w:hyperlink w:anchor="_Toc212411132" w:history="1">
             <w:r>
               <w:rPr>
                 <w:rStyle w:val="Hyperlink"/>
-                <w:rFonts w:cs="Times New Roman"/>
-                <w:noProof/>
-                <w:szCs w:val="28"/>
+                <w:noProof/>
               </w:rPr>
               <w:t>1.1 Описание предметной области</w:t>
             </w:r>
             <w:r>
               <w:rPr>
-                <w:rFonts w:cs="Times New Roman"/>
                 <w:noProof/>
                 <w:webHidden/>
-                <w:szCs w:val="28"/>
               </w:rPr>
               <w:tab/>
             </w:r>
             <w:r>
               <w:rPr>
-                <w:rFonts w:cs="Times New Roman"/>
                 <w:noProof/>
                 <w:webHidden/>
-                <w:szCs w:val="28"/>
               </w:rPr>
               <w:fldChar w:fldCharType="begin"/>
             </w:r>
             <w:r>
               <w:rPr>
-                <w:rFonts w:cs="Times New Roman"/>
                 <w:noProof/>
                 <w:webHidden/>
-                <w:szCs w:val="28"/>
-              </w:rPr>
-              <w:instrText xml:space="preserve"> PAGEREF _Toc210929918 \h </w:instrText>
-            </w:r>
-            <w:r>
-              <w:rPr>
-                <w:rFonts w:cs="Times New Roman"/>
+              </w:rPr>
+              <w:instrText xml:space="preserve"> PAGEREF _Toc212411132 \h </w:instrText>
+            </w:r>
+            <w:r>
+              <w:rPr>
                 <w:noProof/>
                 <w:webHidden/>
-                <w:szCs w:val="28"/>
-              </w:rPr>
-            </w:r>
-            <w:r>
-              <w:rPr>
-                <w:rFonts w:cs="Times New Roman"/>
+              </w:rPr>
+            </w:r>
+            <w:r>
+              <w:rPr>
                 <w:noProof/>
                 <w:webHidden/>
-                <w:szCs w:val="28"/>
               </w:rPr>
               <w:fldChar w:fldCharType="separate"/>
             </w:r>
             <w:r>
               <w:rPr>
-                <w:rFonts w:cs="Times New Roman"/>
                 <w:noProof/>
                 <w:webHidden/>
-                <w:szCs w:val="28"/>
               </w:rPr>
               <w:t>7</w:t>
             </w:r>
             <w:r>
               <w:rPr>
-                <w:rFonts w:cs="Times New Roman"/>
                 <w:noProof/>
                 <w:webHidden/>
-                <w:szCs w:val="28"/>
               </w:rPr>
               <w:fldChar w:fldCharType="end"/>
             </w:r>
@@ -1103,80 +1074,65 @@
             </w:tabs>
             <w:spacing w:after="0"/>
             <w:rPr>
-              <w:rFonts w:cs="Times New Roman"/>
+              <w:rFonts w:asciiTheme="minorHAnsi" w:eastAsiaTheme="minorEastAsia" w:hAnsiTheme="minorHAnsi"/>
               <w:noProof/>
-              <w:szCs w:val="28"/>
+              <w:sz w:val="22"/>
+              <w:lang w:val="en-US"/>
             </w:rPr>
           </w:pPr>
-          <w:hyperlink w:anchor="_Toc210929919" w:history="1">
+          <w:hyperlink w:anchor="_Toc212411133" w:history="1">
             <w:r>
               <w:rPr>
                 <w:rStyle w:val="Hyperlink"/>
-                <w:rFonts w:cs="Times New Roman"/>
-                <w:noProof/>
-                <w:szCs w:val="28"/>
+                <w:noProof/>
               </w:rPr>
               <w:t>1.2 Обзор аналогов</w:t>
             </w:r>
             <w:r>
               <w:rPr>
-                <w:rFonts w:cs="Times New Roman"/>
                 <w:noProof/>
                 <w:webHidden/>
-                <w:szCs w:val="28"/>
               </w:rPr>
               <w:tab/>
             </w:r>
             <w:r>
               <w:rPr>
-                <w:rFonts w:cs="Times New Roman"/>
                 <w:noProof/>
                 <w:webHidden/>
-                <w:szCs w:val="28"/>
               </w:rPr>
               <w:fldChar w:fldCharType="begin"/>
             </w:r>
             <w:r>
               <w:rPr>
-                <w:rFonts w:cs="Times New Roman"/>
                 <w:noProof/>
                 <w:webHidden/>
-                <w:szCs w:val="28"/>
-              </w:rPr>
-              <w:instrText xml:space="preserve"> PAGEREF _Toc210929919 \h </w:instrText>
-            </w:r>
-            <w:r>
-              <w:rPr>
-                <w:rFonts w:cs="Times New Roman"/>
+              </w:rPr>
+              <w:instrText xml:space="preserve"> PAGEREF _Toc212411133 \h </w:instrText>
+            </w:r>
+            <w:r>
+              <w:rPr>
                 <w:noProof/>
                 <w:webHidden/>
-                <w:szCs w:val="28"/>
-              </w:rPr>
-            </w:r>
-            <w:r>
-              <w:rPr>
-                <w:rFonts w:cs="Times New Roman"/>
+              </w:rPr>
+            </w:r>
+            <w:r>
+              <w:rPr>
                 <w:noProof/>
                 <w:webHidden/>
-                <w:szCs w:val="28"/>
               </w:rPr>
               <w:fldChar w:fldCharType="separate"/>
             </w:r>
             <w:r>
               <w:rPr>
-                <w:rFonts w:cs="Times New Roman"/>
                 <w:noProof/>
                 <w:webHidden/>
-                <w:szCs w:val="28"/>
               </w:rPr>
               <w:t>8</w:t>
             </w:r>
             <w:r>
               <w:rPr>
-                <w:rFonts w:cs="Times New Roman"/>
                 <w:noProof/>
                 <w:webHidden/>
-                <w:szCs w:val="28"/>
               </w:rPr>
               <w:fldChar w:fldCharType="end"/>
             </w:r>
@@ -1190,80 +1146,65 @@
             </w:tabs>
             <w:spacing w:after="0"/>
             <w:rPr>
-              <w:rFonts w:cs="Times New Roman"/>
+              <w:rFonts w:asciiTheme="minorHAnsi" w:eastAsiaTheme="minorEastAsia" w:hAnsiTheme="minorHAnsi"/>
               <w:noProof/>
-              <w:szCs w:val="28"/>
+              <w:sz w:val="22"/>
+              <w:lang w:val="en-US"/>
             </w:rPr>
           </w:pPr>
-          <w:hyperlink w:anchor="_Toc210929920" w:history="1">
+          <w:hyperlink w:anchor="_Toc212411134" w:history="1">
             <w:r>
               <w:rPr>
                 <w:rStyle w:val="Hyperlink"/>
-                <w:rFonts w:cs="Times New Roman"/>
-                <w:noProof/>
-                <w:szCs w:val="28"/>
+                <w:noProof/>
               </w:rPr>
               <w:t>1.3 Техническое задание на разработку приложения</w:t>
             </w:r>
             <w:r>
               <w:rPr>
-                <w:rFonts w:cs="Times New Roman"/>
                 <w:noProof/>
                 <w:webHidden/>
-                <w:szCs w:val="28"/>
               </w:rPr>
               <w:tab/>
             </w:r>
             <w:r>
               <w:rPr>
-                <w:rFonts w:cs="Times New Roman"/>
                 <w:noProof/>
                 <w:webHidden/>
-                <w:szCs w:val="28"/>
               </w:rPr>
               <w:fldChar w:fldCharType="begin"/>
             </w:r>
             <w:r>
               <w:rPr>
-                <w:rFonts w:cs="Times New Roman"/>
                 <w:noProof/>
                 <w:webHidden/>
-                <w:szCs w:val="28"/>
-              </w:rPr>
-              <w:instrText xml:space="preserve"> PAGEREF _Toc210929920 \h </w:instrText>
-            </w:r>
-            <w:r>
-              <w:rPr>
-                <w:rFonts w:cs="Times New Roman"/>
+              </w:rPr>
+              <w:instrText xml:space="preserve"> PAGEREF _Toc212411134 \h </w:instrText>
+            </w:r>
+            <w:r>
+              <w:rPr>
                 <w:noProof/>
                 <w:webHidden/>
-                <w:szCs w:val="28"/>
-              </w:rPr>
-            </w:r>
-            <w:r>
-              <w:rPr>
-                <w:rFonts w:cs="Times New Roman"/>
+              </w:rPr>
+            </w:r>
+            <w:r>
+              <w:rPr>
                 <w:noProof/>
                 <w:webHidden/>
-                <w:szCs w:val="28"/>
               </w:rPr>
               <w:fldChar w:fldCharType="separate"/>
             </w:r>
             <w:r>
               <w:rPr>
-                <w:rFonts w:cs="Times New Roman"/>
                 <w:noProof/>
                 <w:webHidden/>
-                <w:szCs w:val="28"/>
               </w:rPr>
               <w:t>12</w:t>
             </w:r>
             <w:r>
               <w:rPr>
-                <w:rFonts w:cs="Times New Roman"/>
                 <w:noProof/>
                 <w:webHidden/>
-                <w:szCs w:val="28"/>
               </w:rPr>
               <w:fldChar w:fldCharType="end"/>
             </w:r>
@@ -1277,80 +1218,65 @@
             </w:tabs>
             <w:spacing w:after="0"/>
             <w:rPr>
-              <w:rFonts w:cs="Times New Roman"/>
+              <w:rFonts w:asciiTheme="minorHAnsi" w:eastAsiaTheme="minorEastAsia" w:hAnsiTheme="minorHAnsi"/>
               <w:noProof/>
-              <w:szCs w:val="28"/>
+              <w:sz w:val="22"/>
+              <w:lang w:val="en-US"/>
             </w:rPr>
           </w:pPr>
-          <w:hyperlink w:anchor="_Toc210929921" w:history="1">
+          <w:hyperlink w:anchor="_Toc212411135" w:history="1">
             <w:r>
               <w:rPr>
                 <w:rStyle w:val="Hyperlink"/>
-                <w:rFonts w:cs="Times New Roman"/>
-                <w:noProof/>
-                <w:szCs w:val="28"/>
+                <w:noProof/>
               </w:rPr>
               <w:t>2 Разработка программного обеспечения</w:t>
             </w:r>
             <w:r>
               <w:rPr>
-                <w:rFonts w:cs="Times New Roman"/>
                 <w:noProof/>
                 <w:webHidden/>
-                <w:szCs w:val="28"/>
               </w:rPr>
               <w:tab/>
             </w:r>
             <w:r>
               <w:rPr>
-                <w:rFonts w:cs="Times New Roman"/>
                 <w:noProof/>
                 <w:webHidden/>
-                <w:szCs w:val="28"/>
               </w:rPr>
               <w:fldChar w:fldCharType="begin"/>
             </w:r>
             <w:r>
               <w:rPr>
-                <w:rFonts w:cs="Times New Roman"/>
                 <w:noProof/>
                 <w:webHidden/>
-                <w:szCs w:val="28"/>
-              </w:rPr>
-              <w:instrText xml:space="preserve"> PAGEREF _Toc210929921 \h </w:instrText>
-            </w:r>
-            <w:r>
-              <w:rPr>
-                <w:rFonts w:cs="Times New Roman"/>
+              </w:rPr>
+              <w:instrText xml:space="preserve"> PAGEREF _Toc212411135 \h </w:instrText>
+            </w:r>
+            <w:r>
+              <w:rPr>
                 <w:noProof/>
                 <w:webHidden/>
-                <w:szCs w:val="28"/>
-              </w:rPr>
-            </w:r>
-            <w:r>
-              <w:rPr>
-                <w:rFonts w:cs="Times New Roman"/>
+              </w:rPr>
+            </w:r>
+            <w:r>
+              <w:rPr>
                 <w:noProof/>
                 <w:webHidden/>
-                <w:szCs w:val="28"/>
               </w:rPr>
               <w:fldChar w:fldCharType="separate"/>
             </w:r>
             <w:r>
               <w:rPr>
-                <w:rFonts w:cs="Times New Roman"/>
                 <w:noProof/>
                 <w:webHidden/>
-                <w:szCs w:val="28"/>
               </w:rPr>
               <w:t>23</w:t>
             </w:r>
             <w:r>
               <w:rPr>
-                <w:rFonts w:cs="Times New Roman"/>
                 <w:noProof/>
                 <w:webHidden/>
-                <w:szCs w:val="28"/>
               </w:rPr>
               <w:fldChar w:fldCharType="end"/>
             </w:r>
@@ -1364,80 +1290,65 @@
             </w:tabs>
             <w:spacing w:after="0"/>
             <w:rPr>
-              <w:rFonts w:cs="Times New Roman"/>
+              <w:rFonts w:asciiTheme="minorHAnsi" w:eastAsiaTheme="minorEastAsia" w:hAnsiTheme="minorHAnsi"/>
               <w:noProof/>
-              <w:szCs w:val="28"/>
+              <w:sz w:val="22"/>
+              <w:lang w:val="en-US"/>
             </w:rPr>
           </w:pPr>
-          <w:hyperlink w:anchor="_Toc210929922" w:history="1">
+          <w:hyperlink w:anchor="_Toc212411136" w:history="1">
             <w:r>
               <w:rPr>
                 <w:rStyle w:val="Hyperlink"/>
-                <w:rFonts w:cs="Times New Roman"/>
-                <w:noProof/>
-                <w:szCs w:val="28"/>
+                <w:noProof/>
               </w:rPr>
               <w:t>2.1 Выбор среды разработки</w:t>
             </w:r>
             <w:r>
               <w:rPr>
-                <w:rFonts w:cs="Times New Roman"/>
                 <w:noProof/>
                 <w:webHidden/>
-                <w:szCs w:val="28"/>
               </w:rPr>
               <w:tab/>
             </w:r>
             <w:r>
               <w:rPr>
-                <w:rFonts w:cs="Times New Roman"/>
                 <w:noProof/>
                 <w:webHidden/>
-                <w:szCs w:val="28"/>
               </w:rPr>
               <w:fldChar w:fldCharType="begin"/>
             </w:r>
             <w:r>
               <w:rPr>
-                <w:rFonts w:cs="Times New Roman"/>
                 <w:noProof/>
                 <w:webHidden/>
-                <w:szCs w:val="28"/>
-              </w:rPr>
-              <w:instrText xml:space="preserve"> PAGEREF _Toc210929922 \h </w:instrText>
-            </w:r>
-            <w:r>
-              <w:rPr>
-                <w:rFonts w:cs="Times New Roman"/>
+              </w:rPr>
+              <w:instrText xml:space="preserve"> PAGEREF _Toc212411136 \h </w:instrText>
+            </w:r>
+            <w:r>
+              <w:rPr>
                 <w:noProof/>
                 <w:webHidden/>
-                <w:szCs w:val="28"/>
-              </w:rPr>
-            </w:r>
-            <w:r>
-              <w:rPr>
-                <w:rFonts w:cs="Times New Roman"/>
+              </w:rPr>
+            </w:r>
+            <w:r>
+              <w:rPr>
                 <w:noProof/>
                 <w:webHidden/>
-                <w:szCs w:val="28"/>
               </w:rPr>
               <w:fldChar w:fldCharType="separate"/>
             </w:r>
             <w:r>
               <w:rPr>
-                <w:rFonts w:cs="Times New Roman"/>
                 <w:noProof/>
                 <w:webHidden/>
-                <w:szCs w:val="28"/>
               </w:rPr>
               <w:t>23</w:t>
             </w:r>
             <w:r>
               <w:rPr>
-                <w:rFonts w:cs="Times New Roman"/>
                 <w:noProof/>
                 <w:webHidden/>
-                <w:szCs w:val="28"/>
               </w:rPr>
               <w:fldChar w:fldCharType="end"/>
             </w:r>
@@ -1451,80 +1362,65 @@
             </w:tabs>
             <w:spacing w:after="0"/>
             <w:rPr>
-              <w:rFonts w:cs="Times New Roman"/>
+              <w:rFonts w:asciiTheme="minorHAnsi" w:eastAsiaTheme="minorEastAsia" w:hAnsiTheme="minorHAnsi"/>
               <w:noProof/>
-              <w:szCs w:val="28"/>
+              <w:sz w:val="22"/>
+              <w:lang w:val="en-US"/>
             </w:rPr>
           </w:pPr>
-          <w:hyperlink w:anchor="_Toc210929923" w:history="1">
+          <w:hyperlink w:anchor="_Toc212411137" w:history="1">
             <w:r>
               <w:rPr>
                 <w:rStyle w:val="Hyperlink"/>
-                <w:rFonts w:cs="Times New Roman"/>
-                <w:noProof/>
-                <w:szCs w:val="28"/>
+                <w:noProof/>
               </w:rPr>
               <w:t>2.2 Проектирование интерфейса</w:t>
             </w:r>
             <w:r>
               <w:rPr>
-                <w:rFonts w:cs="Times New Roman"/>
                 <w:noProof/>
                 <w:webHidden/>
-                <w:szCs w:val="28"/>
               </w:rPr>
               <w:tab/>
             </w:r>
             <w:r>
               <w:rPr>
-                <w:rFonts w:cs="Times New Roman"/>
                 <w:noProof/>
                 <w:webHidden/>
-                <w:szCs w:val="28"/>
               </w:rPr>
               <w:fldChar w:fldCharType="begin"/>
             </w:r>
             <w:r>
               <w:rPr>
-                <w:rFonts w:cs="Times New Roman"/>
                 <w:noProof/>
                 <w:webHidden/>
-                <w:szCs w:val="28"/>
-              </w:rPr>
-              <w:instrText xml:space="preserve"> PAGEREF _Toc210929923 \h </w:instrText>
-            </w:r>
-            <w:r>
-              <w:rPr>
-                <w:rFonts w:cs="Times New Roman"/>
+              </w:rPr>
+              <w:instrText xml:space="preserve"> PAGEREF _Toc212411137 \h </w:instrText>
+            </w:r>
+            <w:r>
+              <w:rPr>
                 <w:noProof/>
                 <w:webHidden/>
-                <w:szCs w:val="28"/>
-              </w:rPr>
-            </w:r>
-            <w:r>
-              <w:rPr>
-                <w:rFonts w:cs="Times New Roman"/>
+              </w:rPr>
+            </w:r>
+            <w:r>
+              <w:rPr>
                 <w:noProof/>
                 <w:webHidden/>
-                <w:szCs w:val="28"/>
               </w:rPr>
               <w:fldChar w:fldCharType="separate"/>
             </w:r>
             <w:r>
               <w:rPr>
-                <w:rFonts w:cs="Times New Roman"/>
                 <w:noProof/>
                 <w:webHidden/>
-                <w:szCs w:val="28"/>
-              </w:rPr>
-              <w:t>23</w:t>
-            </w:r>
-            <w:r>
-              <w:rPr>
-                <w:rFonts w:cs="Times New Roman"/>
+              </w:rPr>
+              <w:t>27</w:t>
+            </w:r>
+            <w:r>
+              <w:rPr>
                 <w:noProof/>
                 <w:webHidden/>
-                <w:szCs w:val="28"/>
               </w:rPr>
               <w:fldChar w:fldCharType="end"/>
             </w:r>
@@ -1538,80 +1434,65 @@
             </w:tabs>
             <w:spacing w:after="0"/>
             <w:rPr>
-              <w:rFonts w:cs="Times New Roman"/>
+              <w:rFonts w:asciiTheme="minorHAnsi" w:eastAsiaTheme="minorEastAsia" w:hAnsiTheme="minorHAnsi"/>
               <w:noProof/>
-              <w:szCs w:val="28"/>
+              <w:sz w:val="22"/>
+              <w:lang w:val="en-US"/>
             </w:rPr>
           </w:pPr>
-          <w:hyperlink w:anchor="_Toc210929924" w:history="1">
+          <w:hyperlink w:anchor="_Toc212411138" w:history="1">
             <w:r>
               <w:rPr>
                 <w:rStyle w:val="Hyperlink"/>
-                <w:rFonts w:cs="Times New Roman"/>
-                <w:noProof/>
-                <w:szCs w:val="28"/>
+                <w:noProof/>
               </w:rPr>
               <w:t>2.3 Логическое моделирование</w:t>
             </w:r>
             <w:r>
               <w:rPr>
-                <w:rFonts w:cs="Times New Roman"/>
                 <w:noProof/>
                 <w:webHidden/>
-                <w:szCs w:val="28"/>
               </w:rPr>
               <w:tab/>
             </w:r>
             <w:r>
               <w:rPr>
-                <w:rFonts w:cs="Times New Roman"/>
                 <w:noProof/>
                 <w:webHidden/>
-                <w:szCs w:val="28"/>
               </w:rPr>
               <w:fldChar w:fldCharType="begin"/>
             </w:r>
             <w:r>
               <w:rPr>
-                <w:rFonts w:cs="Times New Roman"/>
                 <w:noProof/>
                 <w:webHidden/>
-                <w:szCs w:val="28"/>
-              </w:rPr>
-              <w:instrText xml:space="preserve"> PAGEREF _Toc210929924 \h </w:instrText>
-            </w:r>
-            <w:r>
-              <w:rPr>
-                <w:rFonts w:cs="Times New Roman"/>
+              </w:rPr>
+              <w:instrText xml:space="preserve"> PAGEREF _Toc212411138 \h </w:instrText>
+            </w:r>
+            <w:r>
+              <w:rPr>
                 <w:noProof/>
                 <w:webHidden/>
-                <w:szCs w:val="28"/>
-              </w:rPr>
-            </w:r>
-            <w:r>
-              <w:rPr>
-                <w:rFonts w:cs="Times New Roman"/>
+              </w:rPr>
+            </w:r>
+            <w:r>
+              <w:rPr>
                 <w:noProof/>
                 <w:webHidden/>
-                <w:szCs w:val="28"/>
               </w:rPr>
               <w:fldChar w:fldCharType="separate"/>
             </w:r>
             <w:r>
               <w:rPr>
-                <w:rFonts w:cs="Times New Roman"/>
                 <w:noProof/>
                 <w:webHidden/>
-                <w:szCs w:val="28"/>
-              </w:rPr>
-              <w:t>23</w:t>
-            </w:r>
-            <w:r>
-              <w:rPr>
-                <w:rFonts w:cs="Times New Roman"/>
+              </w:rPr>
+              <w:t>31</w:t>
+            </w:r>
+            <w:r>
+              <w:rPr>
                 <w:noProof/>
                 <w:webHidden/>
-                <w:szCs w:val="28"/>
               </w:rPr>
               <w:fldChar w:fldCharType="end"/>
             </w:r>
@@ -1625,80 +1506,65 @@
             </w:tabs>
             <w:spacing w:after="0"/>
             <w:rPr>
-              <w:rFonts w:cs="Times New Roman"/>
+              <w:rFonts w:asciiTheme="minorHAnsi" w:eastAsiaTheme="minorEastAsia" w:hAnsiTheme="minorHAnsi"/>
               <w:noProof/>
-              <w:szCs w:val="28"/>
+              <w:sz w:val="22"/>
+              <w:lang w:val="en-US"/>
             </w:rPr>
           </w:pPr>
-          <w:hyperlink w:anchor="_Toc210929925" w:history="1">
+          <w:hyperlink w:anchor="_Toc212411139" w:history="1">
             <w:r>
               <w:rPr>
                 <w:rStyle w:val="Hyperlink"/>
-                <w:rFonts w:cs="Times New Roman"/>
-                <w:noProof/>
-                <w:szCs w:val="28"/>
+                <w:noProof/>
               </w:rPr>
               <w:t>2.4 Тестирование программного средства</w:t>
             </w:r>
             <w:r>
               <w:rPr>
-                <w:rFonts w:cs="Times New Roman"/>
                 <w:noProof/>
                 <w:webHidden/>
-                <w:szCs w:val="28"/>
               </w:rPr>
               <w:tab/>
             </w:r>
             <w:r>
               <w:rPr>
-                <w:rFonts w:cs="Times New Roman"/>
                 <w:noProof/>
                 <w:webHidden/>
-                <w:szCs w:val="28"/>
               </w:rPr>
               <w:fldChar w:fldCharType="begin"/>
             </w:r>
             <w:r>
               <w:rPr>
-                <w:rFonts w:cs="Times New Roman"/>
                 <w:noProof/>
                 <w:webHidden/>
-                <w:szCs w:val="28"/>
-              </w:rPr>
-              <w:instrText xml:space="preserve"> PAGEREF _Toc210929925 \h </w:instrText>
-            </w:r>
-            <w:r>
-              <w:rPr>
-                <w:rFonts w:cs="Times New Roman"/>
+              </w:rPr>
+              <w:instrText xml:space="preserve"> PAGEREF _Toc212411139 \h </w:instrText>
+            </w:r>
+            <w:r>
+              <w:rPr>
                 <w:noProof/>
                 <w:webHidden/>
-                <w:szCs w:val="28"/>
-              </w:rPr>
-            </w:r>
-            <w:r>
-              <w:rPr>
-                <w:rFonts w:cs="Times New Roman"/>
+              </w:rPr>
+            </w:r>
+            <w:r>
+              <w:rPr>
                 <w:noProof/>
                 <w:webHidden/>
-                <w:szCs w:val="28"/>
               </w:rPr>
               <w:fldChar w:fldCharType="separate"/>
             </w:r>
             <w:r>
               <w:rPr>
-                <w:rFonts w:cs="Times New Roman"/>
                 <w:noProof/>
                 <w:webHidden/>
-                <w:szCs w:val="28"/>
-              </w:rPr>
-              <w:t>23</w:t>
-            </w:r>
-            <w:r>
-              <w:rPr>
-                <w:rFonts w:cs="Times New Roman"/>
+              </w:rPr>
+              <w:t>32</w:t>
+            </w:r>
+            <w:r>
+              <w:rPr>
                 <w:noProof/>
                 <w:webHidden/>
-                <w:szCs w:val="28"/>
               </w:rPr>
               <w:fldChar w:fldCharType="end"/>
             </w:r>
@@ -1712,80 +1578,65 @@
             </w:tabs>
             <w:spacing w:after="0"/>
             <w:rPr>
-              <w:rFonts w:cs="Times New Roman"/>
+              <w:rFonts w:asciiTheme="minorHAnsi" w:eastAsiaTheme="minorEastAsia" w:hAnsiTheme="minorHAnsi"/>
               <w:noProof/>
-              <w:szCs w:val="28"/>
+              <w:sz w:val="22"/>
+              <w:lang w:val="en-US"/>
             </w:rPr>
           </w:pPr>
-          <w:hyperlink w:anchor="_Toc210929926" w:history="1">
+          <w:hyperlink w:anchor="_Toc212411140" w:history="1">
             <w:r>
               <w:rPr>
                 <w:rStyle w:val="Hyperlink"/>
-                <w:rFonts w:cs="Times New Roman"/>
-                <w:noProof/>
-                <w:szCs w:val="28"/>
+                <w:noProof/>
               </w:rPr>
               <w:t>2.5 Руководство пользователя</w:t>
             </w:r>
             <w:r>
               <w:rPr>
-                <w:rFonts w:cs="Times New Roman"/>
                 <w:noProof/>
                 <w:webHidden/>
-                <w:szCs w:val="28"/>
               </w:rPr>
               <w:tab/>
             </w:r>
             <w:r>
               <w:rPr>
-                <w:rFonts w:cs="Times New Roman"/>
                 <w:noProof/>
                 <w:webHidden/>
-                <w:szCs w:val="28"/>
               </w:rPr>
               <w:fldChar w:fldCharType="begin"/>
             </w:r>
             <w:r>
               <w:rPr>
-                <w:rFonts w:cs="Times New Roman"/>
                 <w:noProof/>
                 <w:webHidden/>
-                <w:szCs w:val="28"/>
-              </w:rPr>
-              <w:instrText xml:space="preserve"> PAGEREF _Toc210929926 \h </w:instrText>
-            </w:r>
-            <w:r>
-              <w:rPr>
-                <w:rFonts w:cs="Times New Roman"/>
+              </w:rPr>
+              <w:instrText xml:space="preserve"> PAGEREF _Toc212411140 \h </w:instrText>
+            </w:r>
+            <w:r>
+              <w:rPr>
                 <w:noProof/>
                 <w:webHidden/>
-                <w:szCs w:val="28"/>
-              </w:rPr>
-            </w:r>
-            <w:r>
-              <w:rPr>
-                <w:rFonts w:cs="Times New Roman"/>
+              </w:rPr>
+            </w:r>
+            <w:r>
+              <w:rPr>
                 <w:noProof/>
                 <w:webHidden/>
-                <w:szCs w:val="28"/>
               </w:rPr>
               <w:fldChar w:fldCharType="separate"/>
             </w:r>
             <w:r>
               <w:rPr>
-                <w:rFonts w:cs="Times New Roman"/>
                 <w:noProof/>
                 <w:webHidden/>
-                <w:szCs w:val="28"/>
-              </w:rPr>
-              <w:t>23</w:t>
-            </w:r>
-            <w:r>
-              <w:rPr>
-                <w:rFonts w:cs="Times New Roman"/>
+              </w:rPr>
+              <w:t>35</w:t>
+            </w:r>
+            <w:r>
+              <w:rPr>
                 <w:noProof/>
                 <w:webHidden/>
-                <w:szCs w:val="28"/>
               </w:rPr>
               <w:fldChar w:fldCharType="end"/>
             </w:r>
@@ -1799,80 +1650,65 @@
             </w:tabs>
             <w:spacing w:after="0"/>
             <w:rPr>
-              <w:rFonts w:cs="Times New Roman"/>
+              <w:rFonts w:asciiTheme="minorHAnsi" w:eastAsiaTheme="minorEastAsia" w:hAnsiTheme="minorHAnsi"/>
               <w:noProof/>
-              <w:szCs w:val="28"/>
+              <w:sz w:val="22"/>
+              <w:lang w:val="en-US"/>
             </w:rPr>
           </w:pPr>
-          <w:hyperlink w:anchor="_Toc210929927" w:history="1">
+          <w:hyperlink w:anchor="_Toc212411141" w:history="1">
             <w:r>
               <w:rPr>
                 <w:rStyle w:val="Hyperlink"/>
-                <w:rFonts w:cs="Times New Roman"/>
-                <w:noProof/>
-                <w:szCs w:val="28"/>
+                <w:noProof/>
               </w:rPr>
               <w:t>Заключение</w:t>
             </w:r>
             <w:r>
               <w:rPr>
-                <w:rFonts w:cs="Times New Roman"/>
                 <w:noProof/>
                 <w:webHidden/>
-                <w:szCs w:val="28"/>
               </w:rPr>
               <w:tab/>
             </w:r>
             <w:r>
               <w:rPr>
-                <w:rFonts w:cs="Times New Roman"/>
                 <w:noProof/>
                 <w:webHidden/>
-                <w:szCs w:val="28"/>
               </w:rPr>
               <w:fldChar w:fldCharType="begin"/>
             </w:r>
             <w:r>
               <w:rPr>
-                <w:rFonts w:cs="Times New Roman"/>
                 <w:noProof/>
                 <w:webHidden/>
-                <w:szCs w:val="28"/>
-              </w:rPr>
-              <w:instrText xml:space="preserve"> PAGEREF _Toc210929927 \h </w:instrText>
-            </w:r>
-            <w:r>
-              <w:rPr>
-                <w:rFonts w:cs="Times New Roman"/>
+              </w:rPr>
+              <w:instrText xml:space="preserve"> PAGEREF _Toc212411141 \h </w:instrText>
+            </w:r>
+            <w:r>
+              <w:rPr>
                 <w:noProof/>
                 <w:webHidden/>
-                <w:szCs w:val="28"/>
-              </w:rPr>
-            </w:r>
-            <w:r>
-              <w:rPr>
-                <w:rFonts w:cs="Times New Roman"/>
+              </w:rPr>
+            </w:r>
+            <w:r>
+              <w:rPr>
                 <w:noProof/>
                 <w:webHidden/>
-                <w:szCs w:val="28"/>
               </w:rPr>
               <w:fldChar w:fldCharType="separate"/>
             </w:r>
             <w:r>
               <w:rPr>
-                <w:rFonts w:cs="Times New Roman"/>
                 <w:noProof/>
                 <w:webHidden/>
-                <w:szCs w:val="28"/>
-              </w:rPr>
-              <w:t>24</w:t>
-            </w:r>
-            <w:r>
-              <w:rPr>
-                <w:rFonts w:cs="Times New Roman"/>
+              </w:rPr>
+              <w:t>37</w:t>
+            </w:r>
+            <w:r>
+              <w:rPr>
                 <w:noProof/>
                 <w:webHidden/>
-                <w:szCs w:val="28"/>
               </w:rPr>
               <w:fldChar w:fldCharType="end"/>
             </w:r>
@@ -1886,80 +1722,65 @@
             </w:tabs>
             <w:spacing w:after="0"/>
             <w:rPr>
-              <w:rFonts w:cs="Times New Roman"/>
+              <w:rFonts w:asciiTheme="minorHAnsi" w:eastAsiaTheme="minorEastAsia" w:hAnsiTheme="minorHAnsi"/>
               <w:noProof/>
-              <w:szCs w:val="28"/>
+              <w:sz w:val="22"/>
+              <w:lang w:val="en-US"/>
             </w:rPr>
           </w:pPr>
-          <w:hyperlink w:anchor="_Toc210929928" w:history="1">
+          <w:hyperlink w:anchor="_Toc212411142" w:history="1">
             <w:r>
               <w:rPr>
                 <w:rStyle w:val="Hyperlink"/>
-                <w:rFonts w:cs="Times New Roman"/>
-                <w:noProof/>
-                <w:szCs w:val="28"/>
+                <w:noProof/>
               </w:rPr>
               <w:t>Список использованных источников</w:t>
             </w:r>
             <w:r>
               <w:rPr>
-                <w:rFonts w:cs="Times New Roman"/>
                 <w:noProof/>
                 <w:webHidden/>
-                <w:szCs w:val="28"/>
               </w:rPr>
               <w:tab/>
             </w:r>
             <w:r>
               <w:rPr>
-                <w:rFonts w:cs="Times New Roman"/>
                 <w:noProof/>
                 <w:webHidden/>
-                <w:szCs w:val="28"/>
               </w:rPr>
               <w:fldChar w:fldCharType="begin"/>
             </w:r>
             <w:r>
               <w:rPr>
-                <w:rFonts w:cs="Times New Roman"/>
                 <w:noProof/>
                 <w:webHidden/>
-                <w:szCs w:val="28"/>
-              </w:rPr>
-              <w:instrText xml:space="preserve"> PAGEREF _Toc210929928 \h </w:instrText>
-            </w:r>
-            <w:r>
-              <w:rPr>
-                <w:rFonts w:cs="Times New Roman"/>
+              </w:rPr>
+              <w:instrText xml:space="preserve"> PAGEREF _Toc212411142 \h </w:instrText>
+            </w:r>
+            <w:r>
+              <w:rPr>
                 <w:noProof/>
                 <w:webHidden/>
-                <w:szCs w:val="28"/>
-              </w:rPr>
-            </w:r>
-            <w:r>
-              <w:rPr>
-                <w:rFonts w:cs="Times New Roman"/>
+              </w:rPr>
+            </w:r>
+            <w:r>
+              <w:rPr>
                 <w:noProof/>
                 <w:webHidden/>
-                <w:szCs w:val="28"/>
               </w:rPr>
               <w:fldChar w:fldCharType="separate"/>
             </w:r>
             <w:r>
               <w:rPr>
-                <w:rFonts w:cs="Times New Roman"/>
                 <w:noProof/>
                 <w:webHidden/>
-                <w:szCs w:val="28"/>
-              </w:rPr>
-              <w:t>25</w:t>
-            </w:r>
-            <w:r>
-              <w:rPr>
-                <w:rFonts w:cs="Times New Roman"/>
+              </w:rPr>
+              <w:t>38</w:t>
+            </w:r>
+            <w:r>
+              <w:rPr>
                 <w:noProof/>
                 <w:webHidden/>
-                <w:szCs w:val="28"/>
               </w:rPr>
               <w:fldChar w:fldCharType="end"/>
             </w:r>
@@ -1973,108 +1794,97 @@
             </w:tabs>
             <w:spacing w:after="0"/>
             <w:rPr>
-              <w:rFonts w:cs="Times New Roman"/>
+              <w:rFonts w:asciiTheme="minorHAnsi" w:eastAsiaTheme="minorEastAsia" w:hAnsiTheme="minorHAnsi"/>
               <w:noProof/>
-              <w:szCs w:val="28"/>
+              <w:sz w:val="22"/>
+              <w:lang w:val="en-US"/>
             </w:rPr>
           </w:pPr>
-          <w:hyperlink w:anchor="_Toc210929929" w:history="1">
+          <w:hyperlink w:anchor="_Toc212411143" w:history="1">
             <w:r>
               <w:rPr>
                 <w:rStyle w:val="Hyperlink"/>
-                <w:rFonts w:cs="Times New Roman"/>
-                <w:noProof/>
-                <w:szCs w:val="28"/>
+                <w:noProof/>
               </w:rPr>
               <w:t>Приложение А</w:t>
             </w:r>
             <w:r>
               <w:rPr>
                 <w:rStyle w:val="Hyperlink"/>
-                <w:rFonts w:cs="Times New Roman"/>
-                <w:noProof/>
-                <w:szCs w:val="28"/>
-              </w:rPr>
-              <w:t xml:space="preserve"> (обязательное) </w:t>
+                <w:noProof/>
+                <w:lang w:val="en-US"/>
+              </w:rPr>
+              <w:t xml:space="preserve"> </w:t>
             </w:r>
             <w:r>
               <w:rPr>
                 <w:rStyle w:val="Hyperlink"/>
-                <w:rFonts w:cs="Times New Roman"/>
-                <w:noProof/>
-                <w:szCs w:val="28"/>
+                <w:noProof/>
                 <w:lang w:val="en-US"/>
               </w:rPr>
-              <w:t xml:space="preserve">UML </w:t>
+              <w:t>(обязательное)</w:t>
             </w:r>
             <w:r>
               <w:rPr>
                 <w:rStyle w:val="Hyperlink"/>
-                <w:rFonts w:cs="Times New Roman"/>
-                <w:noProof/>
-                <w:szCs w:val="28"/>
-              </w:rPr>
-              <w:t>диаграмма вариантов использования</w:t>
-            </w:r>
-            <w:r>
-              <w:rPr>
-                <w:rFonts w:cs="Times New Roman"/>
+                <w:noProof/>
+                <w:lang w:val="en-US"/>
+              </w:rPr>
+              <w:t xml:space="preserve"> </w:t>
+            </w:r>
+            <w:r>
+              <w:rPr>
+                <w:rStyle w:val="Hyperlink"/>
+                <w:noProof/>
+                <w:lang w:val="en-US"/>
+              </w:rPr>
+              <w:t>UML диаграмма вариантов использования</w:t>
+            </w:r>
+            <w:r>
+              <w:rPr>
                 <w:noProof/>
                 <w:webHidden/>
-                <w:szCs w:val="28"/>
               </w:rPr>
               <w:tab/>
             </w:r>
             <w:r>
               <w:rPr>
-                <w:rFonts w:cs="Times New Roman"/>
                 <w:noProof/>
                 <w:webHidden/>
-                <w:szCs w:val="28"/>
               </w:rPr>
               <w:fldChar w:fldCharType="begin"/>
             </w:r>
             <w:r>
               <w:rPr>
-                <w:rFonts w:cs="Times New Roman"/>
                 <w:noProof/>
                 <w:webHidden/>
-                <w:szCs w:val="28"/>
-              </w:rPr>
-              <w:instrText xml:space="preserve"> PAGEREF _Toc210929929 \h </w:instrText>
-            </w:r>
-            <w:r>
-              <w:rPr>
-                <w:rFonts w:cs="Times New Roman"/>
+              </w:rPr>
+              <w:instrText xml:space="preserve"> PAGEREF _Toc212411143 \h </w:instrText>
+            </w:r>
+            <w:r>
+              <w:rPr>
                 <w:noProof/>
                 <w:webHidden/>
-                <w:szCs w:val="28"/>
-              </w:rPr>
-            </w:r>
-            <w:r>
-              <w:rPr>
-                <w:rFonts w:cs="Times New Roman"/>
+              </w:rPr>
+            </w:r>
+            <w:r>
+              <w:rPr>
                 <w:noProof/>
                 <w:webHidden/>
-                <w:szCs w:val="28"/>
               </w:rPr>
               <w:fldChar w:fldCharType="separate"/>
             </w:r>
             <w:r>
               <w:rPr>
-                <w:rFonts w:cs="Times New Roman"/>
                 <w:noProof/>
                 <w:webHidden/>
-                <w:szCs w:val="28"/>
-              </w:rPr>
-              <w:t>26</w:t>
-            </w:r>
-            <w:r>
-              <w:rPr>
-                <w:rFonts w:cs="Times New Roman"/>
+              </w:rPr>
+              <w:t>39</w:t>
+            </w:r>
+            <w:r>
+              <w:rPr>
                 <w:noProof/>
                 <w:webHidden/>
-                <w:szCs w:val="28"/>
               </w:rPr>
               <w:fldChar w:fldCharType="end"/>
             </w:r>
@@ -2088,89 +1898,166 @@
             </w:tabs>
             <w:spacing w:after="0"/>
             <w:rPr>
-              <w:rFonts w:cs="Times New Roman"/>
+              <w:rFonts w:asciiTheme="minorHAnsi" w:eastAsiaTheme="minorEastAsia" w:hAnsiTheme="minorHAnsi"/>
               <w:noProof/>
-              <w:szCs w:val="28"/>
+              <w:sz w:val="22"/>
+              <w:lang w:val="en-US"/>
             </w:rPr>
           </w:pPr>
-          <w:hyperlink w:anchor="_Toc210929930" w:history="1">
+          <w:hyperlink w:anchor="_Toc212411144" w:history="1">
             <w:r>
               <w:rPr>
                 <w:rStyle w:val="Hyperlink"/>
-                <w:rFonts w:cs="Times New Roman"/>
-                <w:noProof/>
-                <w:szCs w:val="28"/>
+                <w:noProof/>
               </w:rPr>
               <w:t>Приложение Б</w:t>
             </w:r>
             <w:r>
               <w:rPr>
                 <w:rStyle w:val="Hyperlink"/>
-                <w:rFonts w:cs="Times New Roman"/>
-                <w:noProof/>
-                <w:szCs w:val="28"/>
-              </w:rPr>
-              <w:t xml:space="preserve"> (обязательное) Референсы музыкальных инструментов</w:t>
-            </w:r>
-            <w:r>
-              <w:rPr>
-                <w:rFonts w:cs="Times New Roman"/>
+                <w:noProof/>
+                <w:lang w:val="en-US"/>
+              </w:rPr>
+              <w:t xml:space="preserve"> (</w:t>
+            </w:r>
+            <w:r>
+              <w:rPr>
+                <w:rStyle w:val="Hyperlink"/>
+                <w:noProof/>
+              </w:rPr>
+              <w:t xml:space="preserve">обязательное) Референсы музыкальных инструментов </w:t>
+            </w:r>
+            <w:r>
+              <w:rPr>
                 <w:noProof/>
                 <w:webHidden/>
-                <w:szCs w:val="28"/>
               </w:rPr>
               <w:tab/>
             </w:r>
             <w:r>
               <w:rPr>
-                <w:rFonts w:cs="Times New Roman"/>
                 <w:noProof/>
                 <w:webHidden/>
-                <w:szCs w:val="28"/>
               </w:rPr>
               <w:fldChar w:fldCharType="begin"/>
             </w:r>
             <w:r>
               <w:rPr>
-                <w:rFonts w:cs="Times New Roman"/>
                 <w:noProof/>
                 <w:webHidden/>
-                <w:szCs w:val="28"/>
-              </w:rPr>
-              <w:instrText xml:space="preserve"> PAGEREF _Toc210929930 \h </w:instrText>
-            </w:r>
-            <w:r>
-              <w:rPr>
-                <w:rFonts w:cs="Times New Roman"/>
+              </w:rPr>
+              <w:instrText xml:space="preserve"> PAGEREF _Toc212411144 \h </w:instrText>
+            </w:r>
+            <w:r>
+              <w:rPr>
                 <w:noProof/>
                 <w:webHidden/>
-                <w:szCs w:val="28"/>
-              </w:rPr>
-            </w:r>
-            <w:r>
-              <w:rPr>
-                <w:rFonts w:cs="Times New Roman"/>
+              </w:rPr>
+            </w:r>
+            <w:r>
+              <w:rPr>
                 <w:noProof/>
                 <w:webHidden/>
-                <w:szCs w:val="28"/>
               </w:rPr>
               <w:fldChar w:fldCharType="separate"/>
             </w:r>
             <w:r>
               <w:rPr>
-                <w:rFonts w:cs="Times New Roman"/>
                 <w:noProof/>
                 <w:webHidden/>
-                <w:szCs w:val="28"/>
-              </w:rPr>
-              <w:t>27</w:t>
-            </w:r>
-            <w:r>
-              <w:rPr>
-                <w:rFonts w:cs="Times New Roman"/>
+              </w:rPr>
+              <w:t>40</w:t>
+            </w:r>
+            <w:r>
+              <w:rPr>
                 <w:noProof/>
                 <w:webHidden/>
-                <w:szCs w:val="28"/>
+              </w:rPr>
+              <w:fldChar w:fldCharType="end"/>
+            </w:r>
+          </w:hyperlink>
+        </w:p>
+        <w:p>
+          <w:pPr>
+            <w:pStyle w:val="TOC1"/>
+            <w:tabs>
+              <w:tab w:val="right" w:leader="dot" w:pos="9344"/>
+            </w:tabs>
+            <w:spacing w:after="0"/>
+            <w:rPr>
+              <w:rFonts w:asciiTheme="minorHAnsi" w:eastAsiaTheme="minorEastAsia" w:hAnsiTheme="minorHAnsi"/>
+              <w:noProof/>
+              <w:sz w:val="22"/>
+              <w:lang w:val="en-US"/>
+            </w:rPr>
+          </w:pPr>
+          <w:hyperlink w:anchor="_Toc212411145" w:history="1">
+            <w:r>
+              <w:rPr>
+                <w:rStyle w:val="Hyperlink"/>
+                <w:noProof/>
+              </w:rPr>
+              <w:t>Приложение В</w:t>
+            </w:r>
+            <w:r>
+              <w:rPr>
+                <w:rStyle w:val="Hyperlink"/>
+                <w:noProof/>
+              </w:rPr>
+              <w:t xml:space="preserve"> (обязательное) </w:t>
+            </w:r>
+            <w:r>
+              <w:rPr>
+                <w:rStyle w:val="Hyperlink"/>
+                <w:noProof/>
+              </w:rPr>
+              <w:t>Анимационный граф</w:t>
+            </w:r>
+            <w:r>
+              <w:rPr>
+                <w:noProof/>
+                <w:webHidden/>
+              </w:rPr>
+              <w:tab/>
+            </w:r>
+            <w:r>
+              <w:rPr>
+                <w:noProof/>
+                <w:webHidden/>
+              </w:rPr>
+              <w:fldChar w:fldCharType="begin"/>
+            </w:r>
+            <w:r>
+              <w:rPr>
+                <w:noProof/>
+                <w:webHidden/>
+              </w:rPr>
+              <w:instrText xml:space="preserve"> PAGEREF _Toc212411145 \h </w:instrText>
+            </w:r>
+            <w:r>
+              <w:rPr>
+                <w:noProof/>
+                <w:webHidden/>
+              </w:rPr>
+            </w:r>
+            <w:r>
+              <w:rPr>
+                <w:noProof/>
+                <w:webHidden/>
+              </w:rPr>
+              <w:fldChar w:fldCharType="separate"/>
+            </w:r>
+            <w:r>
+              <w:rPr>
+                <w:noProof/>
+                <w:webHidden/>
+              </w:rPr>
+              <w:t>41</w:t>
+            </w:r>
+            <w:r>
+              <w:rPr>
+                <w:noProof/>
+                <w:webHidden/>
               </w:rPr>
               <w:fldChar w:fldCharType="end"/>
             </w:r>
@@ -2206,7 +2093,7 @@
         <w:ind w:left="0" w:firstLine="0"/>
         <w:jc w:val="center"/>
       </w:pPr>
-      <w:bookmarkStart w:id="2" w:name="_Toc210929916"/>
+      <w:bookmarkStart w:id="2" w:name="_Toc212411130"/>
       <w:r>
         <w:lastRenderedPageBreak/>
         <w:t>Введение</w:t>
@@ -2235,7 +2122,7 @@
       <w:pPr>
         <w:pStyle w:val="Heading1"/>
       </w:pPr>
-      <w:bookmarkStart w:id="3" w:name="_Toc210929917"/>
+      <w:bookmarkStart w:id="3" w:name="_Toc212411131"/>
       <w:r>
         <w:lastRenderedPageBreak/>
         <w:t>1 Разработка технической концепции приложения</w:t>
@@ -2251,7 +2138,7 @@
       <w:pPr>
         <w:pStyle w:val="Heading2"/>
       </w:pPr>
-      <w:bookmarkStart w:id="4" w:name="_Toc210929918"/>
+      <w:bookmarkStart w:id="4" w:name="_Toc212411132"/>
       <w:r>
         <w:t>1.1 Описание предметной области</w:t>
       </w:r>
@@ -2475,7 +2362,7 @@
       <w:pPr>
         <w:pStyle w:val="Heading2"/>
       </w:pPr>
-      <w:bookmarkStart w:id="5" w:name="_Toc210929919"/>
+      <w:bookmarkStart w:id="5" w:name="_Toc212411133"/>
       <w:r>
         <w:t xml:space="preserve">1.2 </w:t>
       </w:r>
@@ -3262,7 +3149,7 @@
       <w:pPr>
         <w:pStyle w:val="Heading2"/>
       </w:pPr>
-      <w:bookmarkStart w:id="6" w:name="_Toc210929920"/>
+      <w:bookmarkStart w:id="6" w:name="_Toc212411134"/>
       <w:r>
         <w:t>1.3 Техническое задание на разработку приложения</w:t>
       </w:r>
@@ -5231,7 +5118,7 @@
       <w:pPr>
         <w:pStyle w:val="Heading1"/>
       </w:pPr>
-      <w:bookmarkStart w:id="7" w:name="_Toc210929921"/>
+      <w:bookmarkStart w:id="7" w:name="_Toc212411135"/>
       <w:r>
         <w:lastRenderedPageBreak/>
         <w:t>2 Разработка программного обеспечения</w:t>
@@ -5247,7 +5134,7 @@
       <w:pPr>
         <w:pStyle w:val="Heading2"/>
       </w:pPr>
-      <w:bookmarkStart w:id="8" w:name="_Toc210929922"/>
+      <w:bookmarkStart w:id="8" w:name="_Toc212411136"/>
       <w:r>
         <w:t xml:space="preserve">2.1 Выбор среды </w:t>
       </w:r>
@@ -6191,7 +6078,7 @@
       <w:pPr>
         <w:pStyle w:val="Heading2"/>
       </w:pPr>
-      <w:bookmarkStart w:id="9" w:name="_Toc210929923"/>
+      <w:bookmarkStart w:id="9" w:name="_Toc212411137"/>
       <w:r>
         <w:t>2.2 Проектирование интерфейса</w:t>
       </w:r>
@@ -7409,9 +7296,9 @@
       </w:pPr>
       <w:r>
         <w:drawing>
-          <wp:inline distT="0" distB="0" distL="0" distR="0" wp14:anchorId="66713831" wp14:editId="171CADC1">
-            <wp:extent cx="1419225" cy="1146175"/>
-            <wp:effectExtent l="19050" t="19050" r="28575" b="15875"/>
+          <wp:inline distT="0" distB="0" distL="0" distR="0" wp14:anchorId="66713831" wp14:editId="1EFE8979">
+            <wp:extent cx="1501784" cy="1212850"/>
+            <wp:effectExtent l="19050" t="19050" r="22225" b="25400"/>
             <wp:docPr id="20" name="Picture 20"/>
             <wp:cNvGraphicFramePr>
               <a:graphicFrameLocks xmlns:a="http://schemas.openxmlformats.org/drawingml/2006/main" noChangeAspect="1"/>
@@ -7431,7 +7318,7 @@
                   <pic:spPr bwMode="auto">
                     <a:xfrm>
                       <a:off x="0" y="0"/>
-                      <a:ext cx="1419423" cy="1146335"/>
+                      <a:ext cx="1509826" cy="1219345"/>
                     </a:xfrm>
                     <a:prstGeom prst="rect">
                       <a:avLst/>
@@ -7525,7 +7412,7 @@
       <w:pPr>
         <w:pStyle w:val="Heading2"/>
       </w:pPr>
-      <w:bookmarkStart w:id="10" w:name="_Toc210929924"/>
+      <w:bookmarkStart w:id="10" w:name="_Toc212411138"/>
       <w:r>
         <w:t>2.3 Логическое моделирование</w:t>
       </w:r>
@@ -7543,7 +7430,257 @@
         <w:jc w:val="both"/>
       </w:pPr>
       <w:r>
-        <w:t>Текст</w:t>
+        <w:t>Логическое моделирование отражает внутреннюю структуру и принципы взаимодействия компонентов игрового приложения, обеспечивая их согласованное функционирование в рамках единой системы. Архитектура проекта построена на принципах компонентного и событийного программирования с применением фреймворка «</w:t>
+      </w:r>
+      <w:proofErr w:type="spellStart"/>
+      <w:r>
+        <w:rPr>
+          <w:lang w:val="en-US"/>
+        </w:rPr>
+        <w:t>LeoECS</w:t>
+      </w:r>
+      <w:proofErr w:type="spellEnd"/>
+      <w:r>
+        <w:t xml:space="preserve"> </w:t>
+      </w:r>
+      <w:r>
+        <w:rPr>
+          <w:lang w:val="en-US"/>
+        </w:rPr>
+        <w:t>Lite</w:t>
+      </w:r>
+      <w:r>
+        <w:t>», что обеспечивает высокую производительность, модульность и гибкость при разработке. Каждая система отвечает за строго определённый участок логики и взаимодействует с другими через общий мир сущностей.</w:t>
+      </w:r>
+    </w:p>
+    <w:p>
+      <w:pPr>
+        <w:ind w:firstLine="709"/>
+        <w:jc w:val="both"/>
+      </w:pPr>
+      <w:r>
+        <w:t>В основе игрового цикла лежит обновление состояния игрока, управление движением, прыжком и рывком, реализованных через системы ввода и физические компоненты. Сервис ввода формирует набор сигналов, поступающих от виртуальных кнопок интерфейса и сенсорных элементов управления, включая джойстик и функциональные кнопки. Эти сигналы интерпретируются системами движения, прыжка и ускорения, которые воздействуют на физические компоненты игрока. Таким образом, каждая итерация игрового цикла обновляет позицию персонажа, обеспечивая плавную анимацию и отклик на действия пользователя.</w:t>
+      </w:r>
+    </w:p>
+    <w:p>
+      <w:pPr>
+        <w:ind w:firstLine="709"/>
+        <w:jc w:val="both"/>
+      </w:pPr>
+      <w:r>
+        <w:t xml:space="preserve">Важным направлением проектирования является логика взаимодействия с музыкальными элементами. В игре реализуется механизм управления платформами через три ноты </w:t>
+      </w:r>
+      <w:r>
+        <w:t>–</w:t>
+      </w:r>
+      <w:r>
+        <w:t xml:space="preserve"> позиционную, масштабную и поворотную. Эти функции объединяются в систему «</w:t>
+      </w:r>
+      <w:proofErr w:type="spellStart"/>
+      <w:r>
+        <w:rPr>
+          <w:lang w:val="en-US"/>
+        </w:rPr>
+        <w:t>NoteDrivenPlatformSystem</w:t>
+      </w:r>
+      <w:proofErr w:type="spellEnd"/>
+      <w:r>
+        <w:t xml:space="preserve">». Каждая платформа содержит набор состояний, включающих различные комбинации координат, размеров и углов поворота. При активации соответствующей ноты происходит переход платформы в следующее состояние, что визуально выражается изменением её положения, масштаба или ориентации. Благодаря </w:t>
+      </w:r>
+      <w:r>
+        <w:lastRenderedPageBreak/>
+        <w:t>такой схеме создаётся динамическая игровая среда, напрямую зависящая от музыкального ритма и действий игрока.</w:t>
+      </w:r>
+    </w:p>
+    <w:p>
+      <w:pPr>
+        <w:ind w:firstLine="709"/>
+        <w:jc w:val="both"/>
+      </w:pPr>
+      <w:r>
+        <w:t xml:space="preserve">Система управления нотами связана с сервисом ввода, где каждая нота имеет отдельный триггер: позиция, поворот и масштаб. Эти команды считываются в реальном времени и передаются </w:t>
+      </w:r>
+      <w:r>
+        <w:rPr>
+          <w:lang w:val="en-US"/>
+        </w:rPr>
+        <w:t>ECS</w:t>
+      </w:r>
+      <w:r>
+        <w:t>-системам, отвечающим за модификацию свойств платформ. Переход между состояниями выполняется с использованием интерполяции и плавных переходов, что обеспечивает согласованность между визуальной и логической составляющей.</w:t>
+      </w:r>
+    </w:p>
+    <w:p>
+      <w:pPr>
+        <w:ind w:firstLine="709"/>
+        <w:jc w:val="both"/>
+      </w:pPr>
+      <w:r>
+        <w:t>Дополнительный функциональный блок связан с системой коллекционирования музыкальных пластинок. В проекте предусмотрен модуль «</w:t>
+      </w:r>
+      <w:proofErr w:type="spellStart"/>
+      <w:r>
+        <w:rPr>
+          <w:lang w:val="en-US"/>
+        </w:rPr>
+        <w:t>RecordCollectionSystem</w:t>
+      </w:r>
+      <w:proofErr w:type="spellEnd"/>
+      <w:r>
+        <w:t xml:space="preserve">», отвечающий за сбор, хранение и отображение коллекции. Каждая пластинка представляется сущностью с уникальным идентификатором, названием и ссылкой на аудиофайл. При подборе пластинки в игровом процессе активируется соответствующее событие, которое добавляет элемент в коллекцию игрока. В </w:t>
+      </w:r>
+      <w:r>
+        <w:t xml:space="preserve">окне </w:t>
+      </w:r>
+      <w:r>
+        <w:t>пластинок</w:t>
+      </w:r>
+      <w:r>
+        <w:rPr>
+          <w:lang w:val="en-US"/>
+        </w:rPr>
+        <w:t xml:space="preserve"> </w:t>
+      </w:r>
+      <w:r>
+        <w:t>реализуется возможность прослушивания собранных треков. Для этого используется компонент «</w:t>
+      </w:r>
+      <w:proofErr w:type="spellStart"/>
+      <w:r>
+        <w:rPr>
+          <w:lang w:val="en-US"/>
+        </w:rPr>
+        <w:t>AudioSource</w:t>
+      </w:r>
+      <w:proofErr w:type="spellEnd"/>
+      <w:r>
+        <w:t>», а управление звуком осуществляется через централизованный «</w:t>
+      </w:r>
+      <w:proofErr w:type="spellStart"/>
+      <w:r>
+        <w:rPr>
+          <w:lang w:val="en-US"/>
+        </w:rPr>
+        <w:t>AudioMixer</w:t>
+      </w:r>
+      <w:proofErr w:type="spellEnd"/>
+      <w:r>
+        <w:t>». Последний регулирует уровни громкости музыкального сопровождения и звуковых эффектов, что позволяет пользователю адаптировать звучание под собственные предпочтения.</w:t>
+      </w:r>
+    </w:p>
+    <w:p>
+      <w:pPr>
+        <w:ind w:firstLine="709"/>
+        <w:jc w:val="both"/>
+      </w:pPr>
+      <w:r>
+        <w:t>Загрузка уровней реализуется через систему «</w:t>
+      </w:r>
+      <w:proofErr w:type="spellStart"/>
+      <w:r>
+        <w:rPr>
+          <w:lang w:val="en-US"/>
+        </w:rPr>
+        <w:t>LevelManagerSystem</w:t>
+      </w:r>
+      <w:proofErr w:type="spellEnd"/>
+      <w:r>
+        <w:t xml:space="preserve">». Каждый уровень представлен в виде отдельного файла данных, содержащего сведения о расположении платформ, точках появления объектов и ссылках на музыкальные темы. При выборе уровня в меню запускается процесс инициализации сцены, где с помощью механизма конвертации объектов из </w:t>
+      </w:r>
+      <w:r>
+        <w:rPr>
+          <w:lang w:val="en-US"/>
+        </w:rPr>
+        <w:t>Unity</w:t>
+      </w:r>
+      <w:r>
+        <w:t xml:space="preserve"> в </w:t>
+      </w:r>
+      <w:r>
+        <w:rPr>
+          <w:lang w:val="en-US"/>
+        </w:rPr>
+        <w:t>ECS</w:t>
+      </w:r>
+      <w:r>
+        <w:t xml:space="preserve"> создаются соответствующие сущности. Это обеспечивает автоматическую привязку физических и логических компонентов, включая системы движения, взаимодействия и музыкального управления.</w:t>
+      </w:r>
+    </w:p>
+    <w:p>
+      <w:pPr>
+        <w:ind w:firstLine="709"/>
+        <w:jc w:val="both"/>
+      </w:pPr>
+      <w:r>
+        <w:t>Важную роль играет связка логических систем с анимационными событиями. В проекте применяется модуль «</w:t>
+      </w:r>
+      <w:proofErr w:type="spellStart"/>
+      <w:r>
+        <w:rPr>
+          <w:lang w:val="en-US"/>
+        </w:rPr>
+        <w:t>AnimationEventSystem</w:t>
+      </w:r>
+      <w:proofErr w:type="spellEnd"/>
+      <w:r>
+        <w:t xml:space="preserve">», который синхронизирует состояния </w:t>
+      </w:r>
+      <w:r>
+        <w:rPr>
+          <w:lang w:val="en-US"/>
+        </w:rPr>
+        <w:t>ECS</w:t>
+      </w:r>
+      <w:r>
+        <w:t xml:space="preserve">-компонентов с триггерами </w:t>
+      </w:r>
+      <w:proofErr w:type="spellStart"/>
+      <w:r>
+        <w:t>анимаций</w:t>
+      </w:r>
+      <w:proofErr w:type="spellEnd"/>
+      <w:r>
+        <w:t xml:space="preserve"> в «</w:t>
+      </w:r>
+      <w:r>
+        <w:rPr>
+          <w:lang w:val="en-US"/>
+        </w:rPr>
+        <w:t>Animator</w:t>
+      </w:r>
+      <w:r>
+        <w:t xml:space="preserve">». Таким образом, переходы между состояниями персонажа </w:t>
+      </w:r>
+      <w:r>
+        <w:t>–</w:t>
+      </w:r>
+      <w:r>
+        <w:t xml:space="preserve"> например, прыжок, ускорение или взаимодействие с объектами </w:t>
+      </w:r>
+      <w:r>
+        <w:t>–</w:t>
+      </w:r>
+      <w:r>
+        <w:t xml:space="preserve"> инициируют соответствующие анимационные реакции. Это обеспечивает согласованность между механикой и визуальной частью игры, формируя целостное восприятие происходящего на экране.</w:t>
+      </w:r>
+    </w:p>
+    <w:p>
+      <w:pPr>
+        <w:ind w:firstLine="709"/>
+        <w:jc w:val="both"/>
+      </w:pPr>
+      <w:r>
+        <w:t>Все перечисленные системы объединяются в коллекцию игровых систем, управляемую классом «</w:t>
+      </w:r>
+      <w:proofErr w:type="spellStart"/>
+      <w:r>
+        <w:rPr>
+          <w:lang w:val="en-US"/>
+        </w:rPr>
+        <w:t>MonoSystemsCollector</w:t>
+      </w:r>
+      <w:proofErr w:type="spellEnd"/>
+      <w:r>
+        <w:t>». Он обеспечивает последовательный вызов и обновление всех модулей в рамках одного игрового цикла. Такой подход гарантирует целостность логики, синхронность обработки и предсказуемое поведение элементов.</w:t>
       </w:r>
     </w:p>
     <w:p>
@@ -7556,7 +7693,7 @@
       <w:pPr>
         <w:pStyle w:val="Heading2"/>
       </w:pPr>
-      <w:bookmarkStart w:id="11" w:name="_Toc210929925"/>
+      <w:bookmarkStart w:id="11" w:name="_Toc212411139"/>
       <w:r>
         <w:t>2.4 Тестирование программного средства</w:t>
       </w:r>
@@ -7574,7 +7711,1339 @@
         <w:jc w:val="both"/>
       </w:pPr>
       <w:r>
-        <w:t>Текст</w:t>
+        <w:lastRenderedPageBreak/>
+        <w:t xml:space="preserve">Тестирование является неотъемлемой частью процесса разработки и направлено на проверку корректности функционирования всех компонентов игрового приложения. Оно позволяет убедиться, что программное обеспечение соответствует заданным требованиям, а реализованные механики и интерфейс работают предсказуемо и стабильно. Тестирование проводилось в двух формах </w:t>
+      </w:r>
+      <w:r>
+        <w:t>–</w:t>
+      </w:r>
+      <w:r>
+        <w:t xml:space="preserve"> модульной (</w:t>
+      </w:r>
+      <w:r>
+        <w:t>«</w:t>
+      </w:r>
+      <w:proofErr w:type="spellStart"/>
+      <w:r>
+        <w:t>unit</w:t>
+      </w:r>
+      <w:proofErr w:type="spellEnd"/>
+      <w:r>
+        <w:t>»</w:t>
+      </w:r>
+      <w:r>
+        <w:t>-тесты) и ручной.</w:t>
+      </w:r>
+    </w:p>
+    <w:p>
+      <w:pPr>
+        <w:ind w:firstLine="709"/>
+        <w:jc w:val="both"/>
+      </w:pPr>
+      <w:r>
+        <w:t>«</w:t>
+      </w:r>
+      <w:r>
+        <w:t>Unit</w:t>
+      </w:r>
+      <w:r>
+        <w:t>»</w:t>
+      </w:r>
+      <w:r>
+        <w:t xml:space="preserve">-тестирование выполняется на уровне отдельных модулей и классов, что позволяет локализовать ошибки в изолированных участках системы. Для проверки корректности взаимодействия элементов проекта были созданы тесты, реализованные с использованием фреймворка </w:t>
+      </w:r>
+      <w:r>
+        <w:t>«</w:t>
+      </w:r>
+      <w:proofErr w:type="spellStart"/>
+      <w:r>
+        <w:t>NUnit</w:t>
+      </w:r>
+      <w:proofErr w:type="spellEnd"/>
+      <w:r>
+        <w:t>»</w:t>
+      </w:r>
+      <w:r>
+        <w:t>. Каждый тест направлен на проверку одного аспекта работы игровой логики или пользовательского интерфейса.</w:t>
+      </w:r>
+      <w:r>
+        <w:t xml:space="preserve"> На рисунке 2.8 представлены результаты «</w:t>
+      </w:r>
+      <w:r>
+        <w:rPr>
+          <w:lang w:val="en-US"/>
+        </w:rPr>
+        <w:t>unit</w:t>
+      </w:r>
+      <w:r>
+        <w:t>»</w:t>
+      </w:r>
+      <w:r>
+        <w:t>-</w:t>
+      </w:r>
+      <w:r>
+        <w:t>тестирования.</w:t>
+      </w:r>
+    </w:p>
+    <w:p>
+      <w:pPr>
+        <w:jc w:val="center"/>
+        <w:rPr>
+          <w:lang w:val="en-US"/>
+        </w:rPr>
+      </w:pPr>
+    </w:p>
+    <w:p>
+      <w:pPr>
+        <w:jc w:val="center"/>
+        <w:rPr>
+          <w:lang w:val="en-US"/>
+        </w:rPr>
+      </w:pPr>
+      <w:r>
+        <w:rPr>
+          <w:lang w:val="en-US"/>
+        </w:rPr>
+        <w:drawing>
+          <wp:inline distT="0" distB="0" distL="0" distR="0" wp14:anchorId="1F58AD11" wp14:editId="7DCED6D7">
+            <wp:extent cx="3600450" cy="2114343"/>
+            <wp:effectExtent l="19050" t="19050" r="19050" b="19685"/>
+            <wp:docPr id="25" name="Picture 25"/>
+            <wp:cNvGraphicFramePr>
+              <a:graphicFrameLocks xmlns:a="http://schemas.openxmlformats.org/drawingml/2006/main" noChangeAspect="1"/>
+            </wp:cNvGraphicFramePr>
+            <a:graphic xmlns:a="http://schemas.openxmlformats.org/drawingml/2006/main">
+              <a:graphicData uri="http://schemas.openxmlformats.org/drawingml/2006/picture">
+                <pic:pic xmlns:pic="http://schemas.openxmlformats.org/drawingml/2006/picture">
+                  <pic:nvPicPr>
+                    <pic:cNvPr id="1" name=""/>
+                    <pic:cNvPicPr/>
+                  </pic:nvPicPr>
+                  <pic:blipFill rotWithShape="1">
+                    <a:blip r:embed="rId28"/>
+                    <a:srcRect t="2008" b="-1"/>
+                    <a:stretch/>
+                  </pic:blipFill>
+                  <pic:spPr bwMode="auto">
+                    <a:xfrm>
+                      <a:off x="0" y="0"/>
+                      <a:ext cx="3627078" cy="2129980"/>
+                    </a:xfrm>
+                    <a:prstGeom prst="rect">
+                      <a:avLst/>
+                    </a:prstGeom>
+                    <a:noFill/>
+                    <a:ln w="12700">
+                      <a:solidFill>
+                        <a:schemeClr val="tx1"/>
+                      </a:solidFill>
+                    </a:ln>
+                    <a:extLst>
+                      <a:ext uri="{53640926-AAD7-44D8-BBD7-CCE9431645EC}">
+                        <a14:shadowObscured xmlns:a14="http://schemas.microsoft.com/office/drawing/2010/main"/>
+                      </a:ext>
+                    </a:extLst>
+                  </pic:spPr>
+                </pic:pic>
+              </a:graphicData>
+            </a:graphic>
+          </wp:inline>
+        </w:drawing>
+      </w:r>
+    </w:p>
+    <w:p>
+      <w:pPr>
+        <w:jc w:val="center"/>
+        <w:rPr>
+          <w:lang w:val="en-US"/>
+        </w:rPr>
+      </w:pPr>
+    </w:p>
+    <w:p>
+      <w:pPr>
+        <w:jc w:val="center"/>
+      </w:pPr>
+      <w:r>
+        <w:t>Рисунок 2.8 – Результаты «</w:t>
+      </w:r>
+      <w:r>
+        <w:rPr>
+          <w:lang w:val="en-US"/>
+        </w:rPr>
+        <w:t>unit</w:t>
+      </w:r>
+      <w:r>
+        <w:t>»-тестирования</w:t>
+      </w:r>
+    </w:p>
+    <w:p>
+      <w:pPr>
+        <w:ind w:firstLine="709"/>
+        <w:jc w:val="both"/>
+      </w:pPr>
+    </w:p>
+    <w:p>
+      <w:pPr>
+        <w:ind w:firstLine="709"/>
+        <w:jc w:val="both"/>
+      </w:pPr>
+      <w:r>
+        <w:t xml:space="preserve">Каждый тест представляет </w:t>
+      </w:r>
+      <w:r>
+        <w:t xml:space="preserve">собой сервис, аттестующий </w:t>
+      </w:r>
+      <w:r>
+        <w:t>отдельн</w:t>
+      </w:r>
+      <w:r>
+        <w:t>ые</w:t>
+      </w:r>
+      <w:r>
+        <w:t xml:space="preserve"> аспект</w:t>
+      </w:r>
+      <w:r>
+        <w:t>ы</w:t>
+      </w:r>
+      <w:r>
+        <w:t xml:space="preserve"> логики приложения. Например, тест </w:t>
+      </w:r>
+      <w:r>
+        <w:t>«</w:t>
+      </w:r>
+      <w:proofErr w:type="spellStart"/>
+      <w:r>
+        <w:t>PlayerMovement_ChangesPosition_WhenInputApplied</w:t>
+      </w:r>
+      <w:proofErr w:type="spellEnd"/>
+      <w:r>
+        <w:t>»</w:t>
+      </w:r>
+      <w:r>
+        <w:t xml:space="preserve"> проверяет корректность обработки ввода движения игрока и изменение его позиции, а тест </w:t>
+      </w:r>
+      <w:r>
+        <w:t>«</w:t>
+      </w:r>
+      <w:proofErr w:type="spellStart"/>
+      <w:r>
+        <w:t>NoteSystem_ChangesPlatformScale_WhenScaleNoteTriggered</w:t>
+      </w:r>
+      <w:proofErr w:type="spellEnd"/>
+      <w:r>
+        <w:t>»</w:t>
+      </w:r>
+      <w:r>
+        <w:t xml:space="preserve"> </w:t>
+      </w:r>
+      <w:r>
+        <w:t>–</w:t>
+      </w:r>
+      <w:r>
+        <w:t xml:space="preserve"> работу системы нот, изменяющей масштаб платформы.</w:t>
+      </w:r>
+    </w:p>
+    <w:p>
+      <w:pPr>
+        <w:ind w:firstLine="709"/>
+        <w:jc w:val="both"/>
+      </w:pPr>
+      <w:r>
+        <w:t>Подобные тесты позволяют изолированно анализировать поведение систем, обеспечивая контроль над корректностью основных игровых сценариев.</w:t>
+      </w:r>
+      <w:r>
+        <w:t xml:space="preserve"> «</w:t>
+      </w:r>
+      <w:r>
+        <w:t>Unit</w:t>
+      </w:r>
+      <w:r>
+        <w:t>»</w:t>
+      </w:r>
+      <w:r>
+        <w:t>-тестирование направлено не только на поиск ошибок, но и на предотвращение их появления при последующих изменениях кода, формируя основу для стабильной и предсказуемой работы программного комплекса.</w:t>
+      </w:r>
+    </w:p>
+    <w:p>
+      <w:pPr>
+        <w:ind w:firstLine="709"/>
+        <w:jc w:val="both"/>
+      </w:pPr>
+      <w:r>
+        <w:t xml:space="preserve">Ручное тестирование проводилось для проверки интеграции интерфейса, взаимодействия игровых элементов и визуальной составляющей. Оно позволяет убедиться, что пользовательские действия приводят к ожидаемым результатам и что интерфейс остаётся удобным и интуитивно понятным. Проверка осуществлялась на различных разрешениях экранов и </w:t>
+      </w:r>
+      <w:r>
+        <w:lastRenderedPageBreak/>
+        <w:t>при разных сценариях использования, включая навигацию по меню, взаимодействие с игровыми элементами, управление персонажем и настройку звука.</w:t>
+      </w:r>
+      <w:r>
+        <w:t xml:space="preserve"> В таблице 2.1 представлены результаты ручного тестирования.</w:t>
+      </w:r>
+    </w:p>
+    <w:p>
+      <w:pPr>
+        <w:ind w:firstLine="709"/>
+        <w:jc w:val="both"/>
+      </w:pPr>
+    </w:p>
+    <w:p>
+      <w:pPr>
+        <w:jc w:val="both"/>
+      </w:pPr>
+      <w:r>
+        <w:t>Таблица 2.1 – Результаты ручного тестирования</w:t>
+      </w:r>
+    </w:p>
+    <w:tbl>
+      <w:tblPr>
+        <w:tblStyle w:val="TableGrid"/>
+        <w:tblW w:w="0" w:type="auto"/>
+        <w:tblLook w:val="04A0" w:firstRow="1" w:lastRow="0" w:firstColumn="1" w:lastColumn="0" w:noHBand="0" w:noVBand="1"/>
+      </w:tblPr>
+      <w:tblGrid>
+        <w:gridCol w:w="2263"/>
+        <w:gridCol w:w="2977"/>
+        <w:gridCol w:w="2835"/>
+        <w:gridCol w:w="1269"/>
+      </w:tblGrid>
+      <w:tr>
+        <w:tc>
+          <w:tcPr>
+            <w:tcW w:w="2263" w:type="dxa"/>
+          </w:tcPr>
+          <w:p>
+            <w:pPr>
+              <w:jc w:val="center"/>
+            </w:pPr>
+            <w:r>
+              <w:t>Тестируемая функция</w:t>
+            </w:r>
+          </w:p>
+        </w:tc>
+        <w:tc>
+          <w:tcPr>
+            <w:tcW w:w="2977" w:type="dxa"/>
+          </w:tcPr>
+          <w:p>
+            <w:pPr>
+              <w:jc w:val="center"/>
+            </w:pPr>
+            <w:r>
+              <w:t>Ожидаемый результат</w:t>
+            </w:r>
+          </w:p>
+        </w:tc>
+        <w:tc>
+          <w:tcPr>
+            <w:tcW w:w="2835" w:type="dxa"/>
+          </w:tcPr>
+          <w:p>
+            <w:pPr>
+              <w:jc w:val="center"/>
+            </w:pPr>
+            <w:r>
+              <w:t>Фактический результат</w:t>
+            </w:r>
+          </w:p>
+        </w:tc>
+        <w:tc>
+          <w:tcPr>
+            <w:tcW w:w="1269" w:type="dxa"/>
+          </w:tcPr>
+          <w:p>
+            <w:pPr>
+              <w:jc w:val="center"/>
+            </w:pPr>
+            <w:r>
+              <w:t>Вывод</w:t>
+            </w:r>
+          </w:p>
+        </w:tc>
+      </w:tr>
+      <w:tr>
+        <w:tc>
+          <w:tcPr>
+            <w:tcW w:w="2263" w:type="dxa"/>
+          </w:tcPr>
+          <w:p>
+            <w:pPr>
+              <w:jc w:val="center"/>
+            </w:pPr>
+            <w:r>
+              <w:t>1</w:t>
+            </w:r>
+          </w:p>
+        </w:tc>
+        <w:tc>
+          <w:tcPr>
+            <w:tcW w:w="2977" w:type="dxa"/>
+          </w:tcPr>
+          <w:p>
+            <w:pPr>
+              <w:jc w:val="center"/>
+            </w:pPr>
+            <w:r>
+              <w:t>2</w:t>
+            </w:r>
+          </w:p>
+        </w:tc>
+        <w:tc>
+          <w:tcPr>
+            <w:tcW w:w="2835" w:type="dxa"/>
+          </w:tcPr>
+          <w:p>
+            <w:pPr>
+              <w:jc w:val="center"/>
+            </w:pPr>
+            <w:r>
+              <w:t>3</w:t>
+            </w:r>
+          </w:p>
+        </w:tc>
+        <w:tc>
+          <w:tcPr>
+            <w:tcW w:w="1269" w:type="dxa"/>
+          </w:tcPr>
+          <w:p>
+            <w:pPr>
+              <w:jc w:val="center"/>
+            </w:pPr>
+            <w:r>
+              <w:t>4</w:t>
+            </w:r>
+          </w:p>
+        </w:tc>
+      </w:tr>
+      <w:tr>
+        <w:tc>
+          <w:tcPr>
+            <w:tcW w:w="2263" w:type="dxa"/>
+          </w:tcPr>
+          <w:p>
+            <w:pPr>
+              <w:jc w:val="both"/>
+            </w:pPr>
+            <w:r>
+              <w:t>Нажатие кнопки «Играть»</w:t>
+            </w:r>
+          </w:p>
+        </w:tc>
+        <w:tc>
+          <w:tcPr>
+            <w:tcW w:w="2977" w:type="dxa"/>
+          </w:tcPr>
+          <w:p>
+            <w:pPr>
+              <w:jc w:val="both"/>
+            </w:pPr>
+            <w:r>
+              <w:t>Открывается окно выбора уровня</w:t>
+            </w:r>
+          </w:p>
+        </w:tc>
+        <w:tc>
+          <w:tcPr>
+            <w:tcW w:w="2835" w:type="dxa"/>
+          </w:tcPr>
+          <w:p>
+            <w:pPr>
+              <w:jc w:val="both"/>
+            </w:pPr>
+            <w:r>
+              <w:t>Окно выбора уровня открылось корректно</w:t>
+            </w:r>
+          </w:p>
+        </w:tc>
+        <w:tc>
+          <w:tcPr>
+            <w:tcW w:w="1269" w:type="dxa"/>
+          </w:tcPr>
+          <w:p>
+            <w:pPr>
+              <w:jc w:val="both"/>
+            </w:pPr>
+            <w:r>
+              <w:t>Тест пройден</w:t>
+            </w:r>
+          </w:p>
+        </w:tc>
+      </w:tr>
+      <w:tr>
+        <w:tc>
+          <w:tcPr>
+            <w:tcW w:w="2263" w:type="dxa"/>
+          </w:tcPr>
+          <w:p>
+            <w:pPr>
+              <w:jc w:val="both"/>
+            </w:pPr>
+            <w:r>
+              <w:t>Нажатие кнопки «Пластинки»</w:t>
+            </w:r>
+          </w:p>
+        </w:tc>
+        <w:tc>
+          <w:tcPr>
+            <w:tcW w:w="2977" w:type="dxa"/>
+          </w:tcPr>
+          <w:p>
+            <w:pPr>
+              <w:jc w:val="both"/>
+            </w:pPr>
+            <w:r>
+              <w:t>Открывается коллекция пластинок</w:t>
+            </w:r>
+          </w:p>
+        </w:tc>
+        <w:tc>
+          <w:tcPr>
+            <w:tcW w:w="2835" w:type="dxa"/>
+          </w:tcPr>
+          <w:p>
+            <w:pPr>
+              <w:jc w:val="both"/>
+            </w:pPr>
+            <w:r>
+              <w:t>Коллекция пластинок отображается корректно</w:t>
+            </w:r>
+          </w:p>
+        </w:tc>
+        <w:tc>
+          <w:tcPr>
+            <w:tcW w:w="1269" w:type="dxa"/>
+          </w:tcPr>
+          <w:p>
+            <w:pPr>
+              <w:jc w:val="both"/>
+            </w:pPr>
+            <w:r>
+              <w:t>Тест пройден</w:t>
+            </w:r>
+          </w:p>
+        </w:tc>
+      </w:tr>
+      <w:tr>
+        <w:tc>
+          <w:tcPr>
+            <w:tcW w:w="2263" w:type="dxa"/>
+          </w:tcPr>
+          <w:p>
+            <w:pPr>
+              <w:jc w:val="both"/>
+            </w:pPr>
+            <w:r>
+              <w:t>Нажатие кнопки «Настройки»</w:t>
+            </w:r>
+          </w:p>
+        </w:tc>
+        <w:tc>
+          <w:tcPr>
+            <w:tcW w:w="2977" w:type="dxa"/>
+          </w:tcPr>
+          <w:p>
+            <w:pPr>
+              <w:jc w:val="both"/>
+            </w:pPr>
+            <w:r>
+              <w:t>Отображаются слайдеры громкости</w:t>
+            </w:r>
+          </w:p>
+        </w:tc>
+        <w:tc>
+          <w:tcPr>
+            <w:tcW w:w="2835" w:type="dxa"/>
+          </w:tcPr>
+          <w:p>
+            <w:pPr>
+              <w:jc w:val="both"/>
+            </w:pPr>
+            <w:r>
+              <w:t>Слайдеры звука работают, изменения сохраняются</w:t>
+            </w:r>
+          </w:p>
+        </w:tc>
+        <w:tc>
+          <w:tcPr>
+            <w:tcW w:w="1269" w:type="dxa"/>
+          </w:tcPr>
+          <w:p>
+            <w:pPr>
+              <w:jc w:val="both"/>
+            </w:pPr>
+            <w:r>
+              <w:t>Тест пройден</w:t>
+            </w:r>
+          </w:p>
+        </w:tc>
+      </w:tr>
+      <w:tr>
+        <w:tc>
+          <w:tcPr>
+            <w:tcW w:w="2263" w:type="dxa"/>
+          </w:tcPr>
+          <w:p>
+            <w:pPr>
+              <w:jc w:val="both"/>
+            </w:pPr>
+            <w:r>
+              <w:t>Регулировка громкости музыки</w:t>
+            </w:r>
+          </w:p>
+        </w:tc>
+        <w:tc>
+          <w:tcPr>
+            <w:tcW w:w="2977" w:type="dxa"/>
+          </w:tcPr>
+          <w:p>
+            <w:pPr>
+              <w:jc w:val="both"/>
+            </w:pPr>
+            <w:r>
+              <w:t>Изменяется громкость фоновой музыки</w:t>
+            </w:r>
+          </w:p>
+        </w:tc>
+        <w:tc>
+          <w:tcPr>
+            <w:tcW w:w="2835" w:type="dxa"/>
+          </w:tcPr>
+          <w:p>
+            <w:pPr>
+              <w:jc w:val="both"/>
+            </w:pPr>
+            <w:r>
+              <w:t>Изменение громкости ощущается сразу</w:t>
+            </w:r>
+          </w:p>
+        </w:tc>
+        <w:tc>
+          <w:tcPr>
+            <w:tcW w:w="1269" w:type="dxa"/>
+          </w:tcPr>
+          <w:p>
+            <w:pPr>
+              <w:jc w:val="both"/>
+            </w:pPr>
+            <w:r>
+              <w:t>Тест пройден</w:t>
+            </w:r>
+          </w:p>
+        </w:tc>
+      </w:tr>
+      <w:tr>
+        <w:tc>
+          <w:tcPr>
+            <w:tcW w:w="2263" w:type="dxa"/>
+          </w:tcPr>
+          <w:p>
+            <w:pPr>
+              <w:jc w:val="both"/>
+            </w:pPr>
+            <w:r>
+              <w:t>Регулировка громкости эффектов</w:t>
+            </w:r>
+          </w:p>
+        </w:tc>
+        <w:tc>
+          <w:tcPr>
+            <w:tcW w:w="2977" w:type="dxa"/>
+          </w:tcPr>
+          <w:p>
+            <w:pPr>
+              <w:jc w:val="both"/>
+            </w:pPr>
+            <w:r>
+              <w:t xml:space="preserve">Меняется громкость звуков прыжка и </w:t>
+            </w:r>
+            <w:r>
+              <w:t>«</w:t>
+            </w:r>
+            <w:proofErr w:type="spellStart"/>
+            <w:r>
+              <w:t>д</w:t>
+            </w:r>
+            <w:r>
+              <w:t>э</w:t>
+            </w:r>
+            <w:r>
+              <w:t>ша</w:t>
+            </w:r>
+            <w:proofErr w:type="spellEnd"/>
+            <w:r>
+              <w:t>»</w:t>
+            </w:r>
+          </w:p>
+        </w:tc>
+        <w:tc>
+          <w:tcPr>
+            <w:tcW w:w="2835" w:type="dxa"/>
+          </w:tcPr>
+          <w:p>
+            <w:pPr>
+              <w:jc w:val="both"/>
+            </w:pPr>
+            <w:r>
+              <w:t>Изменение громкости заметно</w:t>
+            </w:r>
+          </w:p>
+        </w:tc>
+        <w:tc>
+          <w:tcPr>
+            <w:tcW w:w="1269" w:type="dxa"/>
+          </w:tcPr>
+          <w:p>
+            <w:pPr>
+              <w:jc w:val="both"/>
+            </w:pPr>
+            <w:r>
+              <w:t>Тест пройден</w:t>
+            </w:r>
+          </w:p>
+        </w:tc>
+      </w:tr>
+      <w:tr>
+        <w:tc>
+          <w:tcPr>
+            <w:tcW w:w="2263" w:type="dxa"/>
+          </w:tcPr>
+          <w:p>
+            <w:pPr>
+              <w:jc w:val="both"/>
+            </w:pPr>
+            <w:r>
+              <w:t>Возврат из окна настроек</w:t>
+            </w:r>
+          </w:p>
+        </w:tc>
+        <w:tc>
+          <w:tcPr>
+            <w:tcW w:w="2977" w:type="dxa"/>
+          </w:tcPr>
+          <w:p>
+            <w:pPr>
+              <w:jc w:val="both"/>
+            </w:pPr>
+            <w:r>
+              <w:t>Переход в главное меню</w:t>
+            </w:r>
+          </w:p>
+        </w:tc>
+        <w:tc>
+          <w:tcPr>
+            <w:tcW w:w="2835" w:type="dxa"/>
+          </w:tcPr>
+          <w:p>
+            <w:pPr>
+              <w:jc w:val="both"/>
+            </w:pPr>
+            <w:r>
+              <w:t>Главное меню открывается корректно</w:t>
+            </w:r>
+          </w:p>
+        </w:tc>
+        <w:tc>
+          <w:tcPr>
+            <w:tcW w:w="1269" w:type="dxa"/>
+          </w:tcPr>
+          <w:p>
+            <w:pPr>
+              <w:jc w:val="both"/>
+            </w:pPr>
+            <w:r>
+              <w:t>Тест пройден</w:t>
+            </w:r>
+          </w:p>
+        </w:tc>
+      </w:tr>
+      <w:tr>
+        <w:tc>
+          <w:tcPr>
+            <w:tcW w:w="2263" w:type="dxa"/>
+          </w:tcPr>
+          <w:p>
+            <w:pPr>
+              <w:jc w:val="both"/>
+            </w:pPr>
+            <w:r>
+              <w:t>Запуск уровня из меню</w:t>
+            </w:r>
+          </w:p>
+        </w:tc>
+        <w:tc>
+          <w:tcPr>
+            <w:tcW w:w="2977" w:type="dxa"/>
+          </w:tcPr>
+          <w:p>
+            <w:pPr>
+              <w:jc w:val="both"/>
+            </w:pPr>
+            <w:r>
+              <w:t>Загружается игровая сцена</w:t>
+            </w:r>
+          </w:p>
+        </w:tc>
+        <w:tc>
+          <w:tcPr>
+            <w:tcW w:w="2835" w:type="dxa"/>
+          </w:tcPr>
+          <w:p>
+            <w:pPr>
+              <w:jc w:val="both"/>
+            </w:pPr>
+            <w:r>
+              <w:t>Сцена загрузилась, элементы интерфейса активны</w:t>
+            </w:r>
+          </w:p>
+        </w:tc>
+        <w:tc>
+          <w:tcPr>
+            <w:tcW w:w="1269" w:type="dxa"/>
+          </w:tcPr>
+          <w:p>
+            <w:pPr>
+              <w:jc w:val="both"/>
+            </w:pPr>
+            <w:r>
+              <w:t>Тест пройден</w:t>
+            </w:r>
+          </w:p>
+        </w:tc>
+      </w:tr>
+      <w:tr>
+        <w:tc>
+          <w:tcPr>
+            <w:tcW w:w="2263" w:type="dxa"/>
+          </w:tcPr>
+          <w:p>
+            <w:pPr>
+              <w:jc w:val="both"/>
+            </w:pPr>
+            <w:r>
+              <w:t>Нажатие кнопки «Пауза»</w:t>
+            </w:r>
+          </w:p>
+        </w:tc>
+        <w:tc>
+          <w:tcPr>
+            <w:tcW w:w="2977" w:type="dxa"/>
+          </w:tcPr>
+          <w:p>
+            <w:pPr>
+              <w:jc w:val="both"/>
+            </w:pPr>
+            <w:r>
+              <w:t>Игра останавливается, открывается окно паузы</w:t>
+            </w:r>
+          </w:p>
+        </w:tc>
+        <w:tc>
+          <w:tcPr>
+            <w:tcW w:w="2835" w:type="dxa"/>
+          </w:tcPr>
+          <w:p>
+            <w:pPr>
+              <w:jc w:val="both"/>
+            </w:pPr>
+            <w:r>
+              <w:t>Время остановлено, окно отображается</w:t>
+            </w:r>
+          </w:p>
+        </w:tc>
+        <w:tc>
+          <w:tcPr>
+            <w:tcW w:w="1269" w:type="dxa"/>
+          </w:tcPr>
+          <w:p>
+            <w:pPr>
+              <w:jc w:val="both"/>
+            </w:pPr>
+            <w:r>
+              <w:t>Тест пройден</w:t>
+            </w:r>
+          </w:p>
+        </w:tc>
+      </w:tr>
+      <w:tr>
+        <w:tc>
+          <w:tcPr>
+            <w:tcW w:w="2263" w:type="dxa"/>
+          </w:tcPr>
+          <w:p>
+            <w:pPr>
+              <w:jc w:val="both"/>
+            </w:pPr>
+            <w:r>
+              <w:t>Кнопка «Рестарт»</w:t>
+            </w:r>
+          </w:p>
+        </w:tc>
+        <w:tc>
+          <w:tcPr>
+            <w:tcW w:w="2977" w:type="dxa"/>
+          </w:tcPr>
+          <w:p>
+            <w:pPr>
+              <w:jc w:val="both"/>
+            </w:pPr>
+            <w:r>
+              <w:t>Уровень перезапускается</w:t>
+            </w:r>
+          </w:p>
+        </w:tc>
+        <w:tc>
+          <w:tcPr>
+            <w:tcW w:w="2835" w:type="dxa"/>
+          </w:tcPr>
+          <w:p>
+            <w:pPr>
+              <w:jc w:val="both"/>
+            </w:pPr>
+            <w:r>
+              <w:t>Перезапуск выполнен корректно</w:t>
+            </w:r>
+          </w:p>
+        </w:tc>
+        <w:tc>
+          <w:tcPr>
+            <w:tcW w:w="1269" w:type="dxa"/>
+          </w:tcPr>
+          <w:p>
+            <w:pPr>
+              <w:jc w:val="both"/>
+            </w:pPr>
+            <w:r>
+              <w:t>Тест пройден</w:t>
+            </w:r>
+          </w:p>
+        </w:tc>
+      </w:tr>
+      <w:tr>
+        <w:tc>
+          <w:tcPr>
+            <w:tcW w:w="2263" w:type="dxa"/>
+          </w:tcPr>
+          <w:p>
+            <w:pPr>
+              <w:jc w:val="both"/>
+            </w:pPr>
+            <w:r>
+              <w:t>Кнопка «Продолжить»</w:t>
+            </w:r>
+          </w:p>
+        </w:tc>
+        <w:tc>
+          <w:tcPr>
+            <w:tcW w:w="2977" w:type="dxa"/>
+          </w:tcPr>
+          <w:p>
+            <w:pPr>
+              <w:jc w:val="both"/>
+            </w:pPr>
+            <w:r>
+              <w:t>Игра возобновляется</w:t>
+            </w:r>
+          </w:p>
+        </w:tc>
+        <w:tc>
+          <w:tcPr>
+            <w:tcW w:w="2835" w:type="dxa"/>
+          </w:tcPr>
+          <w:p>
+            <w:pPr>
+              <w:jc w:val="both"/>
+            </w:pPr>
+            <w:r>
+              <w:t>Игра продолжается с сохранением состояния</w:t>
+            </w:r>
+          </w:p>
+        </w:tc>
+        <w:tc>
+          <w:tcPr>
+            <w:tcW w:w="1269" w:type="dxa"/>
+          </w:tcPr>
+          <w:p>
+            <w:pPr>
+              <w:jc w:val="both"/>
+            </w:pPr>
+            <w:r>
+              <w:t>Тест пройден</w:t>
+            </w:r>
+          </w:p>
+        </w:tc>
+      </w:tr>
+      <w:tr>
+        <w:tc>
+          <w:tcPr>
+            <w:tcW w:w="2263" w:type="dxa"/>
+          </w:tcPr>
+          <w:p>
+            <w:pPr>
+              <w:jc w:val="both"/>
+            </w:pPr>
+            <w:r>
+              <w:t xml:space="preserve">Кнопка </w:t>
+            </w:r>
+          </w:p>
+          <w:p>
+            <w:pPr>
+              <w:jc w:val="both"/>
+            </w:pPr>
+            <w:r>
+              <w:t>«В меню»</w:t>
+            </w:r>
+          </w:p>
+        </w:tc>
+        <w:tc>
+          <w:tcPr>
+            <w:tcW w:w="2977" w:type="dxa"/>
+          </w:tcPr>
+          <w:p>
+            <w:pPr>
+              <w:jc w:val="both"/>
+            </w:pPr>
+            <w:r>
+              <w:t>Возврат к главному экрану</w:t>
+            </w:r>
+          </w:p>
+        </w:tc>
+        <w:tc>
+          <w:tcPr>
+            <w:tcW w:w="2835" w:type="dxa"/>
+          </w:tcPr>
+          <w:p>
+            <w:pPr>
+              <w:jc w:val="both"/>
+            </w:pPr>
+            <w:r>
+              <w:t>Главное меню открывается</w:t>
+            </w:r>
+          </w:p>
+        </w:tc>
+        <w:tc>
+          <w:tcPr>
+            <w:tcW w:w="1269" w:type="dxa"/>
+          </w:tcPr>
+          <w:p>
+            <w:pPr>
+              <w:jc w:val="both"/>
+            </w:pPr>
+            <w:r>
+              <w:t>Тест пройден</w:t>
+            </w:r>
+          </w:p>
+        </w:tc>
+      </w:tr>
+      <w:tr>
+        <w:tc>
+          <w:tcPr>
+            <w:tcW w:w="2263" w:type="dxa"/>
+          </w:tcPr>
+          <w:p>
+            <w:pPr>
+              <w:jc w:val="both"/>
+            </w:pPr>
+            <w:r>
+              <w:t>Сбор пластинки в игре</w:t>
+            </w:r>
+          </w:p>
+        </w:tc>
+        <w:tc>
+          <w:tcPr>
+            <w:tcW w:w="2977" w:type="dxa"/>
+          </w:tcPr>
+          <w:p>
+            <w:pPr>
+              <w:jc w:val="both"/>
+            </w:pPr>
+            <w:r>
+              <w:t>Пластинка добавляется в коллекцию</w:t>
+            </w:r>
+          </w:p>
+        </w:tc>
+        <w:tc>
+          <w:tcPr>
+            <w:tcW w:w="2835" w:type="dxa"/>
+          </w:tcPr>
+          <w:p>
+            <w:pPr>
+              <w:jc w:val="both"/>
+            </w:pPr>
+            <w:r>
+              <w:t>Пластинка отображается в меню коллекции</w:t>
+            </w:r>
+          </w:p>
+        </w:tc>
+        <w:tc>
+          <w:tcPr>
+            <w:tcW w:w="1269" w:type="dxa"/>
+          </w:tcPr>
+          <w:p>
+            <w:pPr>
+              <w:jc w:val="both"/>
+            </w:pPr>
+            <w:r>
+              <w:t>Тест пройден</w:t>
+            </w:r>
+          </w:p>
+        </w:tc>
+      </w:tr>
+      <w:tr>
+        <w:tc>
+          <w:tcPr>
+            <w:tcW w:w="2263" w:type="dxa"/>
+          </w:tcPr>
+          <w:p>
+            <w:pPr>
+              <w:jc w:val="both"/>
+            </w:pPr>
+            <w:r>
+              <w:t>Прослушивание пластинки</w:t>
+            </w:r>
+          </w:p>
+        </w:tc>
+        <w:tc>
+          <w:tcPr>
+            <w:tcW w:w="2977" w:type="dxa"/>
+          </w:tcPr>
+          <w:p>
+            <w:pPr>
+              <w:jc w:val="both"/>
+            </w:pPr>
+            <w:r>
+              <w:t>Проигрывается соответствующий аудиофайл</w:t>
+            </w:r>
+          </w:p>
+        </w:tc>
+        <w:tc>
+          <w:tcPr>
+            <w:tcW w:w="2835" w:type="dxa"/>
+          </w:tcPr>
+          <w:p>
+            <w:pPr>
+              <w:jc w:val="both"/>
+            </w:pPr>
+            <w:r>
+              <w:t>Звук воспроизводится без ошибок</w:t>
+            </w:r>
+          </w:p>
+        </w:tc>
+        <w:tc>
+          <w:tcPr>
+            <w:tcW w:w="1269" w:type="dxa"/>
+          </w:tcPr>
+          <w:p>
+            <w:pPr>
+              <w:jc w:val="both"/>
+            </w:pPr>
+            <w:r>
+              <w:t>Тест пройден</w:t>
+            </w:r>
+          </w:p>
+        </w:tc>
+      </w:tr>
+    </w:tbl>
+    <w:p>
+      <w:r>
+        <w:lastRenderedPageBreak/>
+        <w:t>Продолжение таблицы 2.1</w:t>
+      </w:r>
+    </w:p>
+    <w:tbl>
+      <w:tblPr>
+        <w:tblStyle w:val="TableGrid"/>
+        <w:tblW w:w="0" w:type="auto"/>
+        <w:tblLook w:val="04A0" w:firstRow="1" w:lastRow="0" w:firstColumn="1" w:lastColumn="0" w:noHBand="0" w:noVBand="1"/>
+      </w:tblPr>
+      <w:tblGrid>
+        <w:gridCol w:w="2263"/>
+        <w:gridCol w:w="2977"/>
+        <w:gridCol w:w="2835"/>
+        <w:gridCol w:w="1269"/>
+      </w:tblGrid>
+      <w:tr>
+        <w:tc>
+          <w:tcPr>
+            <w:tcW w:w="2263" w:type="dxa"/>
+          </w:tcPr>
+          <w:p>
+            <w:pPr>
+              <w:jc w:val="center"/>
+            </w:pPr>
+            <w:r>
+              <w:t>1</w:t>
+            </w:r>
+          </w:p>
+        </w:tc>
+        <w:tc>
+          <w:tcPr>
+            <w:tcW w:w="2977" w:type="dxa"/>
+          </w:tcPr>
+          <w:p>
+            <w:pPr>
+              <w:jc w:val="center"/>
+            </w:pPr>
+            <w:r>
+              <w:t>2</w:t>
+            </w:r>
+          </w:p>
+        </w:tc>
+        <w:tc>
+          <w:tcPr>
+            <w:tcW w:w="2835" w:type="dxa"/>
+          </w:tcPr>
+          <w:p>
+            <w:pPr>
+              <w:jc w:val="center"/>
+            </w:pPr>
+            <w:r>
+              <w:t>3</w:t>
+            </w:r>
+          </w:p>
+        </w:tc>
+        <w:tc>
+          <w:tcPr>
+            <w:tcW w:w="1269" w:type="dxa"/>
+          </w:tcPr>
+          <w:p>
+            <w:pPr>
+              <w:jc w:val="center"/>
+            </w:pPr>
+            <w:r>
+              <w:t>4</w:t>
+            </w:r>
+          </w:p>
+        </w:tc>
+      </w:tr>
+      <w:tr>
+        <w:tc>
+          <w:tcPr>
+            <w:tcW w:w="2263" w:type="dxa"/>
+          </w:tcPr>
+          <w:p>
+            <w:pPr>
+              <w:jc w:val="both"/>
+            </w:pPr>
+            <w:r>
+              <w:t>Активация ноты «Позиция»</w:t>
+            </w:r>
+          </w:p>
+        </w:tc>
+        <w:tc>
+          <w:tcPr>
+            <w:tcW w:w="2977" w:type="dxa"/>
+          </w:tcPr>
+          <w:p>
+            <w:pPr>
+              <w:jc w:val="both"/>
+            </w:pPr>
+            <w:r>
+              <w:t>Платформа изменяет своё положение</w:t>
+            </w:r>
+          </w:p>
+        </w:tc>
+        <w:tc>
+          <w:tcPr>
+            <w:tcW w:w="2835" w:type="dxa"/>
+          </w:tcPr>
+          <w:p>
+            <w:pPr>
+              <w:jc w:val="both"/>
+            </w:pPr>
+            <w:r>
+              <w:t>Смещение платформы соответствует сценарию</w:t>
+            </w:r>
+          </w:p>
+        </w:tc>
+        <w:tc>
+          <w:tcPr>
+            <w:tcW w:w="1269" w:type="dxa"/>
+          </w:tcPr>
+          <w:p>
+            <w:pPr>
+              <w:jc w:val="both"/>
+            </w:pPr>
+            <w:r>
+              <w:t>Тест пройден</w:t>
+            </w:r>
+          </w:p>
+        </w:tc>
+      </w:tr>
+      <w:tr>
+        <w:tc>
+          <w:tcPr>
+            <w:tcW w:w="2263" w:type="dxa"/>
+          </w:tcPr>
+          <w:p>
+            <w:pPr>
+              <w:jc w:val="both"/>
+            </w:pPr>
+            <w:r>
+              <w:t>Активация ноты «Масштаб»</w:t>
+            </w:r>
+          </w:p>
+        </w:tc>
+        <w:tc>
+          <w:tcPr>
+            <w:tcW w:w="2977" w:type="dxa"/>
+          </w:tcPr>
+          <w:p>
+            <w:pPr>
+              <w:jc w:val="both"/>
+            </w:pPr>
+            <w:r>
+              <w:t>Платформа изменяет размер</w:t>
+            </w:r>
+          </w:p>
+        </w:tc>
+        <w:tc>
+          <w:tcPr>
+            <w:tcW w:w="2835" w:type="dxa"/>
+          </w:tcPr>
+          <w:p>
+            <w:pPr>
+              <w:jc w:val="both"/>
+            </w:pPr>
+            <w:r>
+              <w:t>Масштаб изменяется плавно</w:t>
+            </w:r>
+          </w:p>
+        </w:tc>
+        <w:tc>
+          <w:tcPr>
+            <w:tcW w:w="1269" w:type="dxa"/>
+          </w:tcPr>
+          <w:p>
+            <w:pPr>
+              <w:jc w:val="both"/>
+            </w:pPr>
+            <w:r>
+              <w:t>Тест пройден</w:t>
+            </w:r>
+          </w:p>
+        </w:tc>
+      </w:tr>
+    </w:tbl>
+    <w:p>
+      <w:pPr>
+        <w:ind w:firstLine="709"/>
+        <w:jc w:val="both"/>
+      </w:pPr>
+    </w:p>
+    <w:p>
+      <w:pPr>
+        <w:ind w:firstLine="709"/>
+        <w:jc w:val="both"/>
+      </w:pPr>
+      <w:r>
+        <w:t xml:space="preserve">Ручное тестирование подтвердило корректность работы интерфейса, стабильность логики и согласованность визуальных и </w:t>
+      </w:r>
+      <w:proofErr w:type="spellStart"/>
+      <w:r>
+        <w:t>аудиосоставляющих</w:t>
+      </w:r>
+      <w:proofErr w:type="spellEnd"/>
+      <w:r>
+        <w:t>. Все функциональные модули продемонстрировали предсказуемое поведение, что свидетельствует о правильности проектных решений и готовности программного средства к дальнейшему этапу оптимизации и полевого тестирования.</w:t>
       </w:r>
     </w:p>
     <w:p>
@@ -7587,7 +9056,7 @@
       <w:pPr>
         <w:pStyle w:val="Heading2"/>
       </w:pPr>
-      <w:bookmarkStart w:id="12" w:name="_Toc210929926"/>
+      <w:bookmarkStart w:id="12" w:name="_Toc212411140"/>
       <w:r>
         <w:t>2.5 Руководство пользователя</w:t>
       </w:r>
@@ -7605,14 +9074,271 @@
         <w:jc w:val="both"/>
       </w:pPr>
       <w:r>
-        <w:t>Текст</w:t>
-      </w:r>
-    </w:p>
-    <w:p>
-      <w:pPr>
-        <w:ind w:firstLine="709"/>
-        <w:jc w:val="both"/>
-      </w:pPr>
+        <w:t xml:space="preserve">Мобильное игровое приложение предназначено для платформ </w:t>
+      </w:r>
+      <w:r>
+        <w:t>«</w:t>
+      </w:r>
+      <w:proofErr w:type="spellStart"/>
+      <w:r>
+        <w:t>Android</w:t>
+      </w:r>
+      <w:proofErr w:type="spellEnd"/>
+      <w:r>
+        <w:t>»</w:t>
+      </w:r>
+      <w:r>
+        <w:t xml:space="preserve"> и </w:t>
+      </w:r>
+      <w:r>
+        <w:t>«</w:t>
+      </w:r>
+      <w:proofErr w:type="spellStart"/>
+      <w:r>
+        <w:t>iOS</w:t>
+      </w:r>
+      <w:proofErr w:type="spellEnd"/>
+      <w:r>
+        <w:t>»</w:t>
+      </w:r>
+      <w:r>
+        <w:t xml:space="preserve"> и представляет собой интерактивную музыкальную игру, в которой пользователь управляет персонажем и взаимодействует с игровыми объектами с помощью нотных команд. Интерфейс построен таким образом, чтобы обеспечить простоту восприятия, логичность навигации и удобство управления на сенсорных устройствах.</w:t>
+      </w:r>
+    </w:p>
+    <w:p>
+      <w:pPr>
+        <w:ind w:firstLine="709"/>
+        <w:jc w:val="both"/>
+      </w:pPr>
+      <w:r>
+        <w:t>После запуска приложения пользователю открывается главное меню, являющееся центральным узлом навигации. На экране располагаются четыре основные кнопки: «Играть», «Пластинки», «Настройки» и «Выход».</w:t>
+      </w:r>
+      <w:r>
+        <w:br/>
+        <w:t xml:space="preserve">Кнопка «Играть» открывает экран выбора уровня, где можно выбрать одну из доступных игровых локаций. Кнопка «Пластинки» ведет в меню коллекции музыкальных элементов, собранных во время игры. Раздел «Настройки» предназначен для регулирования параметров звука, а «Выход» завершает работу приложения. Все кнопки реализованы с помощью стандартных элементов </w:t>
+      </w:r>
+      <w:r>
+        <w:t>«</w:t>
+      </w:r>
+      <w:proofErr w:type="spellStart"/>
+      <w:r>
+        <w:t>Unity</w:t>
+      </w:r>
+      <w:proofErr w:type="spellEnd"/>
+      <w:r>
+        <w:t xml:space="preserve"> UI</w:t>
+      </w:r>
+      <w:r>
+        <w:t xml:space="preserve"> </w:t>
+      </w:r>
+      <w:proofErr w:type="spellStart"/>
+      <w:r>
+        <w:t>Button</w:t>
+      </w:r>
+      <w:proofErr w:type="spellEnd"/>
+      <w:r>
+        <w:t>» и реагируют на нажатие с визуальной анимацией и звуковым откликом.</w:t>
+      </w:r>
+    </w:p>
+    <w:p>
+      <w:pPr>
+        <w:ind w:firstLine="709"/>
+        <w:jc w:val="both"/>
+      </w:pPr>
+      <w:r>
+        <w:t xml:space="preserve">Экран выбора уровня оформлен в виде панели, разделенной на две области. В верхней части расположены </w:t>
+      </w:r>
+      <w:r>
+        <w:t>сгруппированные</w:t>
+      </w:r>
+      <w:r>
+        <w:t xml:space="preserve"> </w:t>
+      </w:r>
+      <w:r>
+        <w:t>кнопки переключения глав</w:t>
+      </w:r>
+      <w:r>
+        <w:t>, при нажатии на которые открывается соответствующий набор уровней</w:t>
+      </w:r>
+      <w:r>
+        <w:t>. Ниже находится</w:t>
+      </w:r>
+      <w:r>
+        <w:t xml:space="preserve"> </w:t>
+      </w:r>
+      <w:r>
+        <w:t>организованн</w:t>
+      </w:r>
+      <w:r>
+        <w:t xml:space="preserve">ая </w:t>
+      </w:r>
+      <w:r>
+        <w:t>сетка</w:t>
+      </w:r>
+      <w:r>
+        <w:t xml:space="preserve"> уровней</w:t>
+      </w:r>
+      <w:r>
+        <w:t>. Каждый уровень представлен кнопкой с изображением и номером, при нажатии на которую выполняется загрузка сцены. В нижней части интерфейса расположена кнопка «Назад», возвращающая пользователя в главное меню.</w:t>
+      </w:r>
+    </w:p>
+    <w:p>
+      <w:pPr>
+        <w:ind w:firstLine="709"/>
+        <w:jc w:val="both"/>
+      </w:pPr>
+      <w:r>
+        <w:t xml:space="preserve">При выборе уровня запускается соответствующая игровая сцена. Система управления уровнями автоматически подгружает все необходимые </w:t>
+      </w:r>
+      <w:r>
+        <w:lastRenderedPageBreak/>
+        <w:t>игровые объекты, платформы, музыкальные треки и параметры, обеспечивая полную готовность сцены к взаимодействию.</w:t>
+      </w:r>
+    </w:p>
+    <w:p>
+      <w:pPr>
+        <w:ind w:firstLine="709"/>
+        <w:jc w:val="both"/>
+      </w:pPr>
+      <w:r>
+        <w:t xml:space="preserve">Игровой экран является основной частью приложения, где происходит непосредственное взаимодействие с игровым процессом. Интерфейс состоит из двух уровней: фона и управляющих элементов. В левом верхнем углу располагается счетчик нот, отображающий прогресс игрока, а в правом верхнем </w:t>
+      </w:r>
+      <w:r>
+        <w:t>–</w:t>
+      </w:r>
+      <w:r>
+        <w:t xml:space="preserve"> кнопка «Паузы», вызывающая всплывающее меню с кнопками «Рестарт», «Продолжить» и «В меню».</w:t>
+      </w:r>
+    </w:p>
+    <w:p>
+      <w:pPr>
+        <w:ind w:firstLine="709"/>
+        <w:jc w:val="both"/>
+      </w:pPr>
+      <w:r>
+        <w:t>Основные элементы управления располагаются в нижней части экрана. В левой нижней области размещен связанный с системой ввода</w:t>
+      </w:r>
+      <w:r>
+        <w:t xml:space="preserve"> </w:t>
+      </w:r>
+      <w:r>
+        <w:t>виртуальный джойстик. Он позволяет управлять движением персонажа в горизонтальном направлении. В правой нижней части находятся две кнопки: «Прыжок» и «</w:t>
+      </w:r>
+      <w:proofErr w:type="spellStart"/>
+      <w:r>
+        <w:t>Дэш</w:t>
+      </w:r>
+      <w:proofErr w:type="spellEnd"/>
+      <w:r>
+        <w:t>». Кнопка «Прыжок» отвечает за вертикальное перемещение персонажа, а кнопка «</w:t>
+      </w:r>
+      <w:proofErr w:type="spellStart"/>
+      <w:r>
+        <w:t>Дэш</w:t>
+      </w:r>
+      <w:proofErr w:type="spellEnd"/>
+      <w:r>
+        <w:t xml:space="preserve">» </w:t>
+      </w:r>
+      <w:r>
+        <w:t>–</w:t>
+      </w:r>
+      <w:r>
+        <w:t xml:space="preserve"> за кратковременное ускорение по горизонтали. В центральной нижней области размещены три кнопки нот </w:t>
+      </w:r>
+      <w:r>
+        <w:t>–</w:t>
+      </w:r>
+      <w:r>
+        <w:t xml:space="preserve"> «Позиция», «Масштаб» и «Поворот». Эти кнопки используются для управления состояниями платформ, изменяя их положение, размер или ориентацию. При нажатии соответствующей кнопки активируется визуальный и звуковой эффект, подтверждающий успешное выполнение команды.</w:t>
+      </w:r>
+    </w:p>
+    <w:p>
+      <w:pPr>
+        <w:ind w:firstLine="709"/>
+        <w:jc w:val="both"/>
+      </w:pPr>
+      <w:r>
+        <w:t xml:space="preserve">Игровой процесс строится на сочетании платформенных механик и музыкальных взаимодействий. Персонаж перемещается по сцене, преодолевает препятствия и активирует игровые события. Ноты служат средством изменения игрового окружения </w:t>
+      </w:r>
+      <w:r>
+        <w:t>–</w:t>
+      </w:r>
+      <w:r>
+        <w:t xml:space="preserve"> при активации одной из нот соответствующие платформы переходят в новое состояние.</w:t>
+      </w:r>
+      <w:r>
+        <w:t xml:space="preserve"> О</w:t>
+      </w:r>
+      <w:r>
+        <w:t>беспечивает</w:t>
+      </w:r>
+      <w:r>
+        <w:t>ся</w:t>
+      </w:r>
+      <w:r>
+        <w:t xml:space="preserve"> последовательный переход между заранее определёнными комбинациями параметров платформ, создавая эффект динамического изменения уровня в такт действиям игрока.</w:t>
+      </w:r>
+    </w:p>
+    <w:p>
+      <w:pPr>
+        <w:ind w:firstLine="709"/>
+        <w:jc w:val="both"/>
+      </w:pPr>
+      <w:r>
+        <w:t xml:space="preserve">Во время игры пользователь может приостановить процесс, нажав на кнопку «Пауза». Всплывающее окно содержит три кнопки: «Продолжить» </w:t>
+      </w:r>
+      <w:r>
+        <w:t>–</w:t>
+      </w:r>
+      <w:r>
+        <w:t xml:space="preserve"> возобновляет игру, «Рестарт» </w:t>
+      </w:r>
+      <w:r>
+        <w:t>–</w:t>
+      </w:r>
+      <w:r>
+        <w:t xml:space="preserve"> перезапускает текущий уровень, и «В меню» </w:t>
+      </w:r>
+      <w:r>
+        <w:t>–</w:t>
+      </w:r>
+      <w:r>
+        <w:t xml:space="preserve"> возвращает в главное меню. Возобновление игры возвращает все процессы в исходное состояние без потери прогресса.</w:t>
+      </w:r>
+    </w:p>
+    <w:p>
+      <w:pPr>
+        <w:ind w:firstLine="709"/>
+        <w:jc w:val="both"/>
+      </w:pPr>
+      <w:r>
+        <w:t xml:space="preserve">Экран настроек содержит два слайдера: один отвечает за громкость звуковых эффектов, другой </w:t>
+      </w:r>
+      <w:r>
+        <w:t>–</w:t>
+      </w:r>
+      <w:r>
+        <w:t xml:space="preserve"> за громкость музыкального сопровождения. Все изменения применяются мгновенно и сохраняются в настройках приложения. Внизу экрана расположена кнопка «Назад», возвращающая пользователя в главное меню.</w:t>
+      </w:r>
+    </w:p>
+    <w:p>
+      <w:pPr>
+        <w:ind w:firstLine="709"/>
+        <w:jc w:val="both"/>
+        <w:rPr>
+          <w:lang w:val="en-US"/>
+        </w:rPr>
+      </w:pPr>
+      <w:r>
+        <w:t>Прогресс пользователя сохраняется автоматически. Коллекция пластинок, состояние уровней и настройки звука записываются в локальное хранилище устройства. При повторном запуске приложения данные загружаются и восстанавливаются. Это позволяет пользователю продолжить игру с того же места и сохранять собранные элементы коллекции.</w:t>
+      </w:r>
+      <w:r>
+        <w:t xml:space="preserve"> </w:t>
+      </w:r>
+      <w:r>
+        <w:t>Выход из приложения осуществляется через кнопку «Выход» на главном экране.</w:t>
+      </w:r>
     </w:p>
     <w:p>
       <w:pPr>
@@ -7620,7 +9346,7 @@
         <w:ind w:left="0" w:firstLine="0"/>
         <w:jc w:val="center"/>
       </w:pPr>
-      <w:bookmarkStart w:id="13" w:name="_Toc210929927"/>
+      <w:bookmarkStart w:id="13" w:name="_Toc212411141"/>
       <w:r>
         <w:lastRenderedPageBreak/>
         <w:t>Заключение</w:t>
@@ -7651,7 +9377,7 @@
         <w:ind w:left="0" w:firstLine="0"/>
         <w:jc w:val="center"/>
       </w:pPr>
-      <w:bookmarkStart w:id="14" w:name="_Toc210929928"/>
+      <w:bookmarkStart w:id="14" w:name="_Toc212411142"/>
       <w:r>
         <w:lastRenderedPageBreak/>
         <w:t>Список использованных источников</w:t>
@@ -7817,7 +9543,7 @@
         </w:rPr>
         <w:t xml:space="preserve"> 1950s [Электронный ресурс]. – Режим доступа: </w:t>
       </w:r>
-      <w:hyperlink r:id="rId28" w:history="1">
+      <w:hyperlink r:id="rId29" w:history="1">
         <w:r>
           <w:rPr>
             <w:rStyle w:val="Hyperlink"/>
@@ -7937,7 +9663,7 @@
         </w:rPr>
         <w:t xml:space="preserve"> [Электронный ресурс]. – Режим доступа: </w:t>
       </w:r>
-      <w:hyperlink r:id="rId29" w:history="1">
+      <w:hyperlink r:id="rId30" w:history="1">
         <w:r>
           <w:rPr>
             <w:rStyle w:val="Hyperlink"/>
@@ -8050,7 +9776,7 @@
         </w:rPr>
         <w:t xml:space="preserve"> Mass Media [Электронный ресурс]. – Режим доступа: </w:t>
       </w:r>
-      <w:hyperlink r:id="rId30" w:history="1">
+      <w:hyperlink r:id="rId31" w:history="1">
         <w:r>
           <w:rPr>
             <w:rStyle w:val="Hyperlink"/>
@@ -8385,7 +10111,7 @@
         <w:ind w:left="0" w:firstLine="0"/>
         <w:jc w:val="center"/>
       </w:pPr>
-      <w:bookmarkStart w:id="15" w:name="_Toc210929929"/>
+      <w:bookmarkStart w:id="15" w:name="_Toc212411143"/>
       <w:r>
         <w:lastRenderedPageBreak/>
         <w:t>Приложение А</w:t>
@@ -8477,10 +10203,10 @@
           <w:noProof/>
         </w:rPr>
         <w:drawing>
-          <wp:inline distT="0" distB="0" distL="0" distR="0" wp14:anchorId="6E03AD07" wp14:editId="1454F8BC">
-            <wp:extent cx="5939790" cy="3702685"/>
-            <wp:effectExtent l="19050" t="19050" r="22860" b="12065"/>
-            <wp:docPr id="18" name="Picture 18"/>
+          <wp:inline distT="0" distB="0" distL="0" distR="0" wp14:anchorId="254A06D3" wp14:editId="450B9B35">
+            <wp:extent cx="5939790" cy="4367530"/>
+            <wp:effectExtent l="19050" t="19050" r="22860" b="13970"/>
+            <wp:docPr id="30" name="Picture 30"/>
             <wp:cNvGraphicFramePr>
               <a:graphicFrameLocks xmlns:a="http://schemas.openxmlformats.org/drawingml/2006/main" noChangeAspect="1"/>
             </wp:cNvGraphicFramePr>
@@ -8488,13 +10214,13 @@
               <a:graphicData uri="http://schemas.openxmlformats.org/drawingml/2006/picture">
                 <pic:pic xmlns:pic="http://schemas.openxmlformats.org/drawingml/2006/picture">
                   <pic:nvPicPr>
-                    <pic:cNvPr id="0" name="Picture 21"/>
+                    <pic:cNvPr id="0" name="Picture 8"/>
                     <pic:cNvPicPr>
                       <a:picLocks noChangeAspect="1" noChangeArrowheads="1"/>
                     </pic:cNvPicPr>
                   </pic:nvPicPr>
                   <pic:blipFill>
-                    <a:blip r:embed="rId31">
+                    <a:blip r:embed="rId32">
                       <a:extLst>
                         <a:ext uri="{28A0092B-C50C-407E-A947-70E740481C1C}">
                           <a14:useLocalDpi xmlns:a14="http://schemas.microsoft.com/office/drawing/2010/main" val="0"/>
@@ -8509,16 +10235,35 @@
                   <pic:spPr bwMode="auto">
                     <a:xfrm>
                       <a:off x="0" y="0"/>
-                      <a:ext cx="5939790" cy="3702685"/>
+                      <a:ext cx="5939790" cy="4367530"/>
                     </a:xfrm>
                     <a:prstGeom prst="rect">
                       <a:avLst/>
                     </a:prstGeom>
                     <a:noFill/>
-                    <a:ln w="12700">
+                    <a:ln w="12700" cap="flat" cmpd="sng" algn="ctr">
                       <a:solidFill>
-                        <a:schemeClr val="tx1"/>
+                        <a:sysClr val="windowText" lastClr="000000"/>
                       </a:solidFill>
+                      <a:prstDash val="solid"/>
+                      <a:round/>
+                      <a:headEnd type="none" w="med" len="med"/>
+                      <a:tailEnd type="none" w="med" len="med"/>
+                      <a:extLst>
+                        <a:ext uri="{C807C97D-BFC1-408E-A445-0C87EB9F89A2}">
+                          <ask:lineSketchStyleProps xmlns:ask="http://schemas.microsoft.com/office/drawing/2018/sketchyshapes" sd="0">
+                            <a:custGeom>
+                              <a:avLst/>
+                              <a:gdLst/>
+                              <a:ahLst/>
+                              <a:cxnLst/>
+                              <a:rect l="0" t="0" r="0" b="0"/>
+                              <a:pathLst/>
+                            </a:custGeom>
+                            <ask:type/>
+                          </ask:lineSketchStyleProps>
+                        </a:ext>
+                      </a:extLst>
                     </a:ln>
                   </pic:spPr>
                 </pic:pic>
@@ -8588,7 +10333,7 @@
         <w:ind w:left="0" w:firstLine="0"/>
         <w:jc w:val="center"/>
       </w:pPr>
-      <w:bookmarkStart w:id="16" w:name="_Toc210929930"/>
+      <w:bookmarkStart w:id="16" w:name="_Toc212411144"/>
       <w:r>
         <w:lastRenderedPageBreak/>
         <w:t>Приложение Б</w:t>
@@ -8689,7 +10434,7 @@
                     <pic:cNvPicPr/>
                   </pic:nvPicPr>
                   <pic:blipFill rotWithShape="1">
-                    <a:blip r:embed="rId32" cstate="print">
+                    <a:blip r:embed="rId33" cstate="print">
                       <a:extLst>
                         <a:ext uri="{28A0092B-C50C-407E-A947-70E740481C1C}">
                           <a14:useLocalDpi xmlns:a14="http://schemas.microsoft.com/office/drawing/2010/main" val="0"/>
@@ -8825,7 +10570,7 @@
                     <pic:cNvPicPr/>
                   </pic:nvPicPr>
                   <pic:blipFill>
-                    <a:blip r:embed="rId33" cstate="print">
+                    <a:blip r:embed="rId34" cstate="print">
                       <a:extLst>
                         <a:ext uri="{28A0092B-C50C-407E-A947-70E740481C1C}">
                           <a14:useLocalDpi xmlns:a14="http://schemas.microsoft.com/office/drawing/2010/main" val="0"/>
@@ -8897,10 +10642,12 @@
         <w:ind w:left="0" w:firstLine="0"/>
         <w:jc w:val="center"/>
       </w:pPr>
+      <w:bookmarkStart w:id="17" w:name="_Toc212411145"/>
       <w:r>
         <w:lastRenderedPageBreak/>
         <w:t>Приложение В</w:t>
       </w:r>
+      <w:bookmarkEnd w:id="17"/>
     </w:p>
     <w:p>
       <w:pPr>
@@ -8996,7 +10743,7 @@
                     <pic:cNvPicPr/>
                   </pic:nvPicPr>
                   <pic:blipFill>
-                    <a:blip r:embed="rId34"/>
+                    <a:blip r:embed="rId35"/>
                     <a:stretch>
                       <a:fillRect/>
                     </a:stretch>
@@ -9075,7 +10822,7 @@
       </w:pPr>
     </w:p>
     <w:sectPr>
-      <w:footerReference w:type="default" r:id="rId35"/>
+      <w:footerReference w:type="default" r:id="rId36"/>
       <w:pgSz w:w="11906" w:h="16838" w:code="9"/>
       <w:pgMar w:top="1134" w:right="851" w:bottom="1134" w:left="1701" w:header="720" w:footer="567" w:gutter="0"/>
       <w:pgNumType w:start="5"/>
@@ -10158,6 +11905,25 @@
       <w:lang w:val="ru-RU"/>
     </w:rPr>
   </w:style>
+  <w:style w:type="table" w:styleId="TableGrid">
+    <w:name w:val="Table Grid"/>
+    <w:basedOn w:val="TableNormal"/>
+    <w:uiPriority w:val="39"/>
+    <w:rsid w:val="00414C29"/>
+    <w:pPr>
+      <w:spacing w:after="0" w:line="240" w:lineRule="auto"/>
+    </w:pPr>
+    <w:tblPr>
+      <w:tblBorders>
+        <w:top w:val="single" w:sz="4" w:space="0" w:color="auto"/>
+        <w:left w:val="single" w:sz="4" w:space="0" w:color="auto"/>
+        <w:bottom w:val="single" w:sz="4" w:space="0" w:color="auto"/>
+        <w:right w:val="single" w:sz="4" w:space="0" w:color="auto"/>
+        <w:insideH w:val="single" w:sz="4" w:space="0" w:color="auto"/>
+        <w:insideV w:val="single" w:sz="4" w:space="0" w:color="auto"/>
+      </w:tblBorders>
+    </w:tblPr>
+  </w:style>
 </w:styles>
 </file>
 
